--- a/Vakken/Crossmedia/Bookmaking/Materiaallijst.docx
+++ b/Vakken/Crossmedia/Bookmaking/Materiaallijst.docx
@@ -18,18 +18,18 @@
           <w:numId w:val="1"/>
         </w:numPr>
         <w:rPr>
-          <w:highlight w:val="red"/>
-        </w:rPr>
-      </w:pPr>
-      <w:r>
-        <w:rPr>
-          <w:highlight w:val="red"/>
+          <w:highlight w:val="darkGray"/>
+        </w:rPr>
+      </w:pPr>
+      <w:r>
+        <w:rPr>
+          <w:highlight w:val="darkGray"/>
         </w:rPr>
         <w:t>boekbindlijm of houtlijm</w:t>
       </w:r>
       <w:r>
         <w:rPr>
-          <w:highlight w:val="red"/>
+          <w:highlight w:val="darkGray"/>
         </w:rPr>
         <w:t xml:space="preserve"> (KOPEN)</w:t>
       </w:r>
@@ -42,12 +42,12 @@
           <w:numId w:val="1"/>
         </w:numPr>
         <w:rPr>
-          <w:highlight w:val="red"/>
-        </w:rPr>
-      </w:pPr>
-      <w:r>
-        <w:rPr>
-          <w:highlight w:val="red"/>
+          <w:highlight w:val="darkGray"/>
+        </w:rPr>
+      </w:pPr>
+      <w:r>
+        <w:rPr>
+          <w:highlight w:val="darkGray"/>
         </w:rPr>
         <w:t>snijmat</w:t>
       </w:r>
@@ -60,12 +60,12 @@
           <w:numId w:val="1"/>
         </w:numPr>
         <w:rPr>
-          <w:highlight w:val="red"/>
-        </w:rPr>
-      </w:pPr>
-      <w:r>
-        <w:rPr>
-          <w:highlight w:val="red"/>
+          <w:highlight w:val="darkGray"/>
+        </w:rPr>
+      </w:pPr>
+      <w:r>
+        <w:rPr>
+          <w:highlight w:val="darkGray"/>
         </w:rPr>
         <w:t>metalen lat (+eventueel een grotere geodriehoek)</w:t>
       </w:r>
@@ -497,12 +497,12 @@
           <w:numId w:val="2"/>
         </w:numPr>
         <w:rPr>
-          <w:highlight w:val="red"/>
-        </w:rPr>
-      </w:pPr>
-      <w:r>
-        <w:rPr>
-          <w:highlight w:val="red"/>
+          <w:highlight w:val="darkGray"/>
+        </w:rPr>
+      </w:pPr>
+      <w:r>
+        <w:rPr>
+          <w:highlight w:val="darkGray"/>
         </w:rPr>
         <w:t>ook te gebruiken: snijplanken</w:t>
       </w:r>
@@ -946,7 +946,7 @@
         <w:rPr>
           <w:highlight w:val="red"/>
         </w:rPr>
-        <w:t>papier voor de softcover. let ook hier op de looprichting! ddit hoeft nog niet bijgesneden te worden, maar moet wel groot genoeg zijn om ruimschoots om je hele boekblok heen te passen.</w:t>
+        <w:t>papier voor de softcover. let ook hier op de looprichting! dit hoeft nog niet bijgesneden te worden, maar moet wel groot genoeg zijn om ruimschoots om je hele boekblok heen te passen.</w:t>
       </w:r>
     </w:p>
     <w:p>

--- a/Vakken/Crossmedia/Bookmaking/Materiaallijst.docx
+++ b/Vakken/Crossmedia/Bookmaking/Materiaallijst.docx
@@ -7,6 +7,211 @@
         <w:pStyle w:val="Heading3"/>
       </w:pPr>
       <w:r>
+        <w:t>NOG KOPEN:</w:t>
+      </w:r>
+    </w:p>
+    <w:p>
+      <w:pPr>
+        <w:pStyle w:val="ListParagraph"/>
+        <w:numPr>
+          <w:ilvl w:val="0"/>
+          <w:numId w:val="6"/>
+        </w:numPr>
+      </w:pPr>
+      <w:r>
+        <w:t>Bister</w:t>
+      </w:r>
+    </w:p>
+    <w:p>
+      <w:pPr>
+        <w:pStyle w:val="ListParagraph"/>
+        <w:numPr>
+          <w:ilvl w:val="0"/>
+          <w:numId w:val="6"/>
+        </w:numPr>
+      </w:pPr>
+      <w:r>
+        <w:t>Kneedgom</w:t>
+      </w:r>
+    </w:p>
+    <w:p>
+      <w:pPr>
+        <w:pStyle w:val="ListParagraph"/>
+        <w:numPr>
+          <w:ilvl w:val="0"/>
+          <w:numId w:val="6"/>
+        </w:numPr>
+      </w:pPr>
+      <w:r>
+        <w:t>Grafiet</w:t>
+      </w:r>
+    </w:p>
+    <w:p>
+      <w:pPr>
+        <w:pStyle w:val="ListParagraph"/>
+        <w:numPr>
+          <w:ilvl w:val="0"/>
+          <w:numId w:val="6"/>
+        </w:numPr>
+      </w:pPr>
+      <w:r>
+        <w:t>Papier met korrel</w:t>
+      </w:r>
+    </w:p>
+    <w:p>
+      <w:pPr>
+        <w:pStyle w:val="ListParagraph"/>
+        <w:numPr>
+          <w:ilvl w:val="0"/>
+          <w:numId w:val="6"/>
+        </w:numPr>
+      </w:pPr>
+      <w:r>
+        <w:t>Stopnaald</w:t>
+      </w:r>
+    </w:p>
+    <w:p>
+      <w:pPr>
+        <w:pStyle w:val="ListParagraph"/>
+        <w:numPr>
+          <w:ilvl w:val="0"/>
+          <w:numId w:val="6"/>
+        </w:numPr>
+      </w:pPr>
+      <w:r>
+        <w:t>2 houten plankjes (groot genoeg om je gevouwen papier/boekblok tussen te klemmen) ook te gebruiken: snijplanken</w:t>
+      </w:r>
+    </w:p>
+    <w:p>
+      <w:pPr>
+        <w:pStyle w:val="ListParagraph"/>
+        <w:numPr>
+          <w:ilvl w:val="0"/>
+          <w:numId w:val="6"/>
+        </w:numPr>
+      </w:pPr>
+      <w:r>
+        <w:t>Vouwbeen</w:t>
+      </w:r>
+    </w:p>
+    <w:p>
+      <w:pPr>
+        <w:pStyle w:val="ListParagraph"/>
+        <w:numPr>
+          <w:ilvl w:val="0"/>
+          <w:numId w:val="6"/>
+        </w:numPr>
+      </w:pPr>
+      <w:r>
+        <w:t>Draad. Boekbindgaren is het stevigst en wat dikker door de waslaag die eromheen zit, maar een stevig naaigaren kan ook gebruikt worden.</w:t>
+      </w:r>
+    </w:p>
+    <w:p>
+      <w:pPr>
+        <w:pStyle w:val="ListParagraph"/>
+        <w:numPr>
+          <w:ilvl w:val="0"/>
+          <w:numId w:val="6"/>
+        </w:numPr>
+      </w:pPr>
+      <w:r>
+        <w:t>Papier voor het maken van een genaaid + een gelijmd boekblok (zie hieronder)</w:t>
+      </w:r>
+    </w:p>
+    <w:p>
+      <w:pPr>
+        <w:pStyle w:val="ListParagraph"/>
+        <w:numPr>
+          <w:ilvl w:val="0"/>
+          <w:numId w:val="6"/>
+        </w:numPr>
+      </w:pPr>
+      <w:r>
+        <w:t>Papier en karton voor het maken van een hardcover en een softcover (zie hieronder)</w:t>
+      </w:r>
+    </w:p>
+    <w:p>
+      <w:pPr>
+        <w:pStyle w:val="ListParagraph"/>
+        <w:numPr>
+          <w:ilvl w:val="0"/>
+          <w:numId w:val="6"/>
+        </w:numPr>
+      </w:pPr>
+      <w:r>
+        <w:t>THEO HEEFT OOK KARTON NODIG</w:t>
+      </w:r>
+    </w:p>
+    <w:p>
+      <w:pPr>
+        <w:pStyle w:val="ListParagraph"/>
+        <w:numPr>
+          <w:ilvl w:val="0"/>
+          <w:numId w:val="6"/>
+        </w:numPr>
+      </w:pPr>
+      <w:r>
+        <w:t>grijs karton (2mm), genoeg voor de rug en de kaft van je boek</w:t>
+      </w:r>
+    </w:p>
+    <w:p>
+      <w:pPr>
+        <w:pStyle w:val="ListParagraph"/>
+        <w:numPr>
+          <w:ilvl w:val="0"/>
+          <w:numId w:val="6"/>
+        </w:numPr>
+      </w:pPr>
+      <w:r>
+        <w:t>dun papier/boekbindlinnen, groot genoeg voor de kaft. het papier mag een textuur, print, etc. hebben maar moet dun genoeg zijn om soepel te kunnen vouwen.</w:t>
+      </w:r>
+    </w:p>
+    <w:p>
+      <w:pPr>
+        <w:pStyle w:val="ListParagraph"/>
+        <w:numPr>
+          <w:ilvl w:val="0"/>
+          <w:numId w:val="6"/>
+        </w:numPr>
+      </w:pPr>
+      <w:r>
+        <w:t>THEO HEEFT OOK BOEKBINDLINNEN NODIG!</w:t>
+      </w:r>
+    </w:p>
+    <w:p>
+      <w:pPr>
+        <w:pStyle w:val="ListParagraph"/>
+        <w:numPr>
+          <w:ilvl w:val="0"/>
+          <w:numId w:val="6"/>
+        </w:numPr>
+      </w:pPr>
+      <w:r>
+        <w:t>twee vellen papier voor de schutbladen (denk aan de looprichting!). dit mag een andere kleur/print zijn dan het binnenwerk van je boek. Deze moeten twee keer zo groot zijn als het bladzijden (je vouwt ze dubbel).</w:t>
+      </w:r>
+    </w:p>
+    <w:p>
+      <w:pPr>
+        <w:pStyle w:val="ListParagraph"/>
+        <w:numPr>
+          <w:ilvl w:val="0"/>
+          <w:numId w:val="6"/>
+        </w:numPr>
+      </w:pPr>
+      <w:r>
+        <w:t>papier voor de softcover. let ook hier op de looprichting! dit hoeft nog niet bijgesneden te worden, maar moet wel groot genoeg zijn om ruimschoots om je hele boekblok heen te passen.</w:t>
+      </w:r>
+    </w:p>
+    <w:p>
+      <w:pPr>
+        <w:ind w:left="360"/>
+      </w:pPr>
+    </w:p>
+    <w:p>
+      <w:pPr>
+        <w:pStyle w:val="Heading3"/>
+      </w:pPr>
+      <w:r>
         <w:t>Algemeen:</w:t>
       </w:r>
     </w:p>
@@ -187,6 +392,7 @@
         <w:rPr>
           <w:highlight w:val="darkGray"/>
         </w:rPr>
+        <w:lastRenderedPageBreak/>
         <w:t>penseel, liefst recht. goedkoop syntetisch penseel uit bv. action kan ook, belangrijk: controleer voor gebruik dat er geen haartjes loskomen</w:t>
       </w:r>
     </w:p>
@@ -401,528 +607,527 @@
         <w:rPr>
           <w:highlight w:val="green"/>
         </w:rPr>
+        <w:t>boekbindgaren/stevig naaigaren in kleur naar keuze</w:t>
+      </w:r>
+    </w:p>
+    <w:p>
+      <w:pPr>
+        <w:pStyle w:val="ListParagraph"/>
+        <w:numPr>
+          <w:ilvl w:val="0"/>
+          <w:numId w:val="2"/>
+        </w:numPr>
+        <w:rPr>
+          <w:highlight w:val="green"/>
+        </w:rPr>
+      </w:pPr>
+      <w:r>
+        <w:rPr>
+          <w:highlight w:val="green"/>
+        </w:rPr>
+        <w:t>metalen lat</w:t>
+      </w:r>
+    </w:p>
+    <w:p>
+      <w:pPr>
+        <w:pStyle w:val="ListParagraph"/>
+        <w:numPr>
+          <w:ilvl w:val="0"/>
+          <w:numId w:val="2"/>
+        </w:numPr>
+      </w:pPr>
+      <w:r>
+        <w:rPr>
+          <w:highlight w:val="green"/>
+        </w:rPr>
+        <w:t>snijmat</w:t>
+      </w:r>
+    </w:p>
+    <w:p>
+      <w:pPr>
+        <w:pStyle w:val="ListParagraph"/>
+        <w:numPr>
+          <w:ilvl w:val="0"/>
+          <w:numId w:val="2"/>
+        </w:numPr>
+      </w:pPr>
+      <w:r>
+        <w:rPr>
+          <w:highlight w:val="green"/>
+        </w:rPr>
+        <w:t>vouwbeen</w:t>
+      </w:r>
+    </w:p>
+    <w:p>
+      <w:pPr>
+        <w:pStyle w:val="ListParagraph"/>
+        <w:numPr>
+          <w:ilvl w:val="0"/>
+          <w:numId w:val="2"/>
+        </w:numPr>
+        <w:rPr>
+          <w:highlight w:val="green"/>
+        </w:rPr>
+      </w:pPr>
+      <w:r>
+        <w:rPr>
+          <w:highlight w:val="green"/>
+        </w:rPr>
+        <w:t>scherp potlood</w:t>
+      </w:r>
+    </w:p>
+    <w:p>
+      <w:pPr>
+        <w:pStyle w:val="ListParagraph"/>
+        <w:numPr>
+          <w:ilvl w:val="0"/>
+          <w:numId w:val="2"/>
+        </w:numPr>
+        <w:rPr>
+          <w:highlight w:val="green"/>
+        </w:rPr>
+      </w:pPr>
+      <w:r>
+        <w:rPr>
+          <w:highlight w:val="green"/>
+        </w:rPr>
+        <w:t>2 houten plankjes (groot genoeg om je gevouwen papier/boekblok tussen te klemmen)</w:t>
+      </w:r>
+    </w:p>
+    <w:p>
+      <w:pPr>
+        <w:pStyle w:val="ListParagraph"/>
+        <w:numPr>
+          <w:ilvl w:val="0"/>
+          <w:numId w:val="2"/>
+        </w:numPr>
+        <w:rPr>
+          <w:highlight w:val="darkGray"/>
+        </w:rPr>
+      </w:pPr>
+      <w:r>
+        <w:rPr>
+          <w:highlight w:val="darkGray"/>
+        </w:rPr>
+        <w:t>ook te gebruiken: snijplanken</w:t>
+      </w:r>
+    </w:p>
+    <w:p>
+      <w:pPr>
+        <w:pStyle w:val="ListParagraph"/>
+        <w:numPr>
+          <w:ilvl w:val="0"/>
+          <w:numId w:val="2"/>
+        </w:numPr>
+        <w:rPr>
+          <w:highlight w:val="green"/>
+        </w:rPr>
+      </w:pPr>
+      <w:r>
+        <w:rPr>
+          <w:highlight w:val="green"/>
+        </w:rPr>
+        <w:t>2 lijmklemmen</w:t>
+      </w:r>
+    </w:p>
+    <w:p>
+      <w:pPr>
+        <w:pStyle w:val="ListParagraph"/>
+        <w:numPr>
+          <w:ilvl w:val="0"/>
+          <w:numId w:val="2"/>
+        </w:numPr>
+        <w:rPr>
+          <w:highlight w:val="green"/>
+        </w:rPr>
+      </w:pPr>
+      <w:r>
+        <w:rPr>
+          <w:highlight w:val="green"/>
+        </w:rPr>
+        <w:t>penseel, liefst recht</w:t>
+      </w:r>
+    </w:p>
+    <w:p>
+      <w:pPr>
+        <w:pStyle w:val="ListParagraph"/>
+        <w:numPr>
+          <w:ilvl w:val="0"/>
+          <w:numId w:val="2"/>
+        </w:numPr>
+        <w:rPr>
+          <w:highlight w:val="green"/>
+        </w:rPr>
+      </w:pPr>
+      <w:r>
+        <w:rPr>
+          <w:highlight w:val="green"/>
+        </w:rPr>
+        <w:t>boekbin</w:t>
+      </w:r>
+      <w:r>
+        <w:rPr>
+          <w:highlight w:val="green"/>
+        </w:rPr>
+        <w:t>d</w:t>
+      </w:r>
+      <w:r>
+        <w:rPr>
+          <w:highlight w:val="green"/>
+        </w:rPr>
+        <w:t>lijm</w:t>
+      </w:r>
+    </w:p>
+    <w:p/>
+    <w:p>
+      <w:pPr>
+        <w:pStyle w:val="Heading3"/>
+      </w:pPr>
+      <w:r>
+        <w:t>LES 3: materiaal hardcover</w:t>
+      </w:r>
+    </w:p>
+    <w:p>
+      <w:r>
+        <w:t>ALGEMEEN +</w:t>
+      </w:r>
+    </w:p>
+    <w:p>
+      <w:pPr>
+        <w:pStyle w:val="ListParagraph"/>
+        <w:numPr>
+          <w:ilvl w:val="0"/>
+          <w:numId w:val="3"/>
+        </w:numPr>
+        <w:rPr>
+          <w:highlight w:val="red"/>
+        </w:rPr>
+      </w:pPr>
+      <w:r>
+        <w:rPr>
+          <w:highlight w:val="red"/>
+        </w:rPr>
+        <w:t>grijs karton (2mm), genoeg voor de rug en de kaft van je boek</w:t>
+      </w:r>
+    </w:p>
+    <w:p>
+      <w:pPr>
+        <w:pStyle w:val="ListParagraph"/>
+        <w:numPr>
+          <w:ilvl w:val="0"/>
+          <w:numId w:val="3"/>
+        </w:numPr>
+        <w:rPr>
+          <w:highlight w:val="red"/>
+        </w:rPr>
+      </w:pPr>
+      <w:r>
+        <w:rPr>
+          <w:highlight w:val="red"/>
+        </w:rPr>
+        <w:t>dun papier/boekbindlinnen, groot genoeg voor de kaft. het papier mag een textuur, print, etc. hebben maar moet dun genoeg zijn om soepel te kunnen vouwen.</w:t>
+      </w:r>
+    </w:p>
+    <w:p>
+      <w:pPr>
+        <w:pStyle w:val="ListParagraph"/>
+        <w:numPr>
+          <w:ilvl w:val="0"/>
+          <w:numId w:val="3"/>
+        </w:numPr>
+        <w:rPr>
+          <w:highlight w:val="red"/>
+        </w:rPr>
+      </w:pPr>
+      <w:r>
+        <w:rPr>
+          <w:highlight w:val="red"/>
+        </w:rPr>
+        <w:t>twee vellen papier voor de schutbladen (denk aan de looprichting!). dit mag een andere kleur/print zijn dan het binnenwerk van je boek. Deze moeten twee keer zo groot zijn als het bladzijden (je vouwt ze dubbel).</w:t>
+      </w:r>
+    </w:p>
+    <w:p>
+      <w:pPr>
+        <w:pStyle w:val="ListParagraph"/>
+        <w:numPr>
+          <w:ilvl w:val="0"/>
+          <w:numId w:val="3"/>
+        </w:numPr>
+        <w:rPr>
+          <w:highlight w:val="green"/>
+        </w:rPr>
+      </w:pPr>
+      <w:r>
+        <w:rPr>
+          <w:highlight w:val="green"/>
+        </w:rPr>
+        <w:t>lat/geodriehoek</w:t>
+      </w:r>
+    </w:p>
+    <w:p>
+      <w:pPr>
+        <w:pStyle w:val="ListParagraph"/>
+        <w:numPr>
+          <w:ilvl w:val="0"/>
+          <w:numId w:val="3"/>
+        </w:numPr>
+        <w:rPr>
+          <w:highlight w:val="green"/>
+        </w:rPr>
+      </w:pPr>
+      <w:r>
+        <w:rPr>
+          <w:highlight w:val="green"/>
+        </w:rPr>
+        <w:t>breekmes</w:t>
+      </w:r>
+    </w:p>
+    <w:p>
+      <w:pPr>
+        <w:pStyle w:val="ListParagraph"/>
+        <w:numPr>
+          <w:ilvl w:val="0"/>
+          <w:numId w:val="3"/>
+        </w:numPr>
+        <w:rPr>
+          <w:highlight w:val="green"/>
+        </w:rPr>
+      </w:pPr>
+      <w:r>
+        <w:rPr>
+          <w:highlight w:val="green"/>
+        </w:rPr>
+        <w:t>penselen (een iets breder penseel + een dunner penseel). voor wie dit extra heeft liggen: een plastic pasje dat je niet meer gebruikt werkt ook perfect om de lijm op de kaft uit te smeren.</w:t>
+      </w:r>
+    </w:p>
+    <w:p>
+      <w:pPr>
+        <w:pStyle w:val="ListParagraph"/>
+        <w:numPr>
+          <w:ilvl w:val="0"/>
+          <w:numId w:val="3"/>
+        </w:numPr>
+      </w:pPr>
+      <w:r>
+        <w:rPr>
+          <w:highlight w:val="green"/>
+        </w:rPr>
+        <w:t>vouwbeen</w:t>
+      </w:r>
+    </w:p>
+    <w:p>
+      <w:pPr>
+        <w:pStyle w:val="ListParagraph"/>
+        <w:numPr>
+          <w:ilvl w:val="0"/>
+          <w:numId w:val="3"/>
+        </w:numPr>
+      </w:pPr>
+      <w:r>
+        <w:rPr>
+          <w:highlight w:val="green"/>
+        </w:rPr>
+        <w:t>snijmat</w:t>
+      </w:r>
+    </w:p>
+    <w:p>
+      <w:pPr>
+        <w:pStyle w:val="ListParagraph"/>
+        <w:numPr>
+          <w:ilvl w:val="0"/>
+          <w:numId w:val="3"/>
+        </w:numPr>
+        <w:rPr>
+          <w:highlight w:val="green"/>
+        </w:rPr>
+      </w:pPr>
+      <w:r>
+        <w:rPr>
+          <w:highlight w:val="green"/>
+        </w:rPr>
+        <w:t>boekbindlijm</w:t>
+      </w:r>
+    </w:p>
+    <w:p>
+      <w:pPr>
+        <w:pStyle w:val="ListParagraph"/>
+        <w:numPr>
+          <w:ilvl w:val="0"/>
+          <w:numId w:val="3"/>
+        </w:numPr>
+        <w:rPr>
+          <w:highlight w:val="yellow"/>
+        </w:rPr>
+      </w:pPr>
+      <w:r>
+        <w:rPr>
+          <w:highlight w:val="yellow"/>
+        </w:rPr>
+        <w:t>je ingenaaid boekblok + eventueel extra: boekbindgaas, boeklint, kapitaalband</w:t>
+      </w:r>
+    </w:p>
+    <w:p/>
+    <w:p>
+      <w:pPr>
+        <w:pStyle w:val="Heading3"/>
+      </w:pPr>
+      <w:r>
+        <w:t>LES 4: materiaal gelijmd boekblok</w:t>
+      </w:r>
+    </w:p>
+    <w:p>
+      <w:r>
+        <w:t>ALGEMEEN +</w:t>
+      </w:r>
+    </w:p>
+    <w:p>
+      <w:pPr>
+        <w:pStyle w:val="ListParagraph"/>
+        <w:numPr>
+          <w:ilvl w:val="0"/>
+          <w:numId w:val="4"/>
+        </w:numPr>
+        <w:rPr>
+          <w:highlight w:val="darkGray"/>
+        </w:rPr>
+      </w:pPr>
+      <w:r>
+        <w:rPr>
+          <w:highlight w:val="darkGray"/>
+        </w:rPr>
+        <w:t>een stapeltje papier (naar eigen keuze, dit mag ook kladpapier zijn, of verschillende papieren). De stapel moet aangedrukt minstens 1,5cm dik zijn. Belangrijk: let op de looprichting van je papier!</w:t>
+      </w:r>
+    </w:p>
+    <w:p>
+      <w:pPr>
+        <w:pStyle w:val="ListParagraph"/>
+        <w:numPr>
+          <w:ilvl w:val="0"/>
+          <w:numId w:val="4"/>
+        </w:numPr>
+        <w:rPr>
+          <w:highlight w:val="green"/>
+        </w:rPr>
+      </w:pPr>
+      <w:r>
+        <w:rPr>
+          <w:highlight w:val="green"/>
+        </w:rPr>
+        <w:t>breekmes</w:t>
+      </w:r>
+    </w:p>
+    <w:p>
+      <w:pPr>
+        <w:pStyle w:val="ListParagraph"/>
+        <w:numPr>
+          <w:ilvl w:val="0"/>
+          <w:numId w:val="4"/>
+        </w:numPr>
+        <w:rPr>
+          <w:highlight w:val="green"/>
+        </w:rPr>
+      </w:pPr>
+      <w:r>
+        <w:rPr>
+          <w:highlight w:val="green"/>
+        </w:rPr>
+        <w:t>penseel, liefst recht</w:t>
+      </w:r>
+    </w:p>
+    <w:p>
+      <w:pPr>
+        <w:pStyle w:val="ListParagraph"/>
+        <w:numPr>
+          <w:ilvl w:val="0"/>
+          <w:numId w:val="4"/>
+        </w:numPr>
+      </w:pPr>
+      <w:r>
+        <w:rPr>
+          <w:highlight w:val="green"/>
+        </w:rPr>
+        <w:t>boekbindlijm</w:t>
+      </w:r>
+    </w:p>
+    <w:p>
+      <w:pPr>
+        <w:pStyle w:val="ListParagraph"/>
+        <w:numPr>
+          <w:ilvl w:val="0"/>
+          <w:numId w:val="4"/>
+        </w:numPr>
+        <w:rPr>
+          <w:highlight w:val="green"/>
+        </w:rPr>
+      </w:pPr>
+      <w:r>
+        <w:rPr>
+          <w:highlight w:val="green"/>
+        </w:rPr>
+        <w:t>lat/geodriehoek</w:t>
+      </w:r>
+    </w:p>
+    <w:p>
+      <w:pPr>
+        <w:pStyle w:val="ListParagraph"/>
+        <w:numPr>
+          <w:ilvl w:val="0"/>
+          <w:numId w:val="4"/>
+        </w:numPr>
+        <w:rPr>
+          <w:highlight w:val="green"/>
+        </w:rPr>
+      </w:pPr>
+      <w:r>
+        <w:rPr>
+          <w:highlight w:val="green"/>
+        </w:rPr>
+        <w:t>2 houten plankjes (groot genoeg om je gevouwen papier/boekblok tussen te klemmen) ook te gebruiken: snijplanken</w:t>
+      </w:r>
+    </w:p>
+    <w:p>
+      <w:pPr>
+        <w:pStyle w:val="ListParagraph"/>
+        <w:numPr>
+          <w:ilvl w:val="0"/>
+          <w:numId w:val="4"/>
+        </w:numPr>
+        <w:rPr>
+          <w:highlight w:val="green"/>
+        </w:rPr>
+      </w:pPr>
+      <w:r>
+        <w:rPr>
+          <w:highlight w:val="green"/>
+        </w:rPr>
+        <w:t>2 lijmklemmen</w:t>
+      </w:r>
+    </w:p>
+    <w:p>
+      <w:pPr>
+        <w:pStyle w:val="ListParagraph"/>
+        <w:numPr>
+          <w:ilvl w:val="0"/>
+          <w:numId w:val="4"/>
+        </w:numPr>
+        <w:rPr>
+          <w:highlight w:val="green"/>
+        </w:rPr>
+      </w:pPr>
+      <w:r>
+        <w:rPr>
+          <w:highlight w:val="green"/>
+        </w:rPr>
+        <w:t>eventueel: natuurlijk naaigaren of draad</w:t>
+      </w:r>
+    </w:p>
+    <w:p/>
+    <w:p>
+      <w:pPr>
+        <w:pStyle w:val="Heading3"/>
+      </w:pPr>
+      <w:r>
         <w:lastRenderedPageBreak/>
-        <w:t>boekbindgaren/stevig naaigaren in kleur naar keuze</w:t>
-      </w:r>
-    </w:p>
-    <w:p>
-      <w:pPr>
-        <w:pStyle w:val="ListParagraph"/>
-        <w:numPr>
-          <w:ilvl w:val="0"/>
-          <w:numId w:val="2"/>
-        </w:numPr>
-        <w:rPr>
-          <w:highlight w:val="green"/>
-        </w:rPr>
-      </w:pPr>
-      <w:r>
-        <w:rPr>
-          <w:highlight w:val="green"/>
-        </w:rPr>
-        <w:t>metalen lat</w:t>
-      </w:r>
-    </w:p>
-    <w:p>
-      <w:pPr>
-        <w:pStyle w:val="ListParagraph"/>
-        <w:numPr>
-          <w:ilvl w:val="0"/>
-          <w:numId w:val="2"/>
-        </w:numPr>
-      </w:pPr>
-      <w:r>
-        <w:rPr>
-          <w:highlight w:val="green"/>
-        </w:rPr>
-        <w:t>snijmat</w:t>
-      </w:r>
-    </w:p>
-    <w:p>
-      <w:pPr>
-        <w:pStyle w:val="ListParagraph"/>
-        <w:numPr>
-          <w:ilvl w:val="0"/>
-          <w:numId w:val="2"/>
-        </w:numPr>
-      </w:pPr>
-      <w:r>
-        <w:rPr>
-          <w:highlight w:val="green"/>
-        </w:rPr>
-        <w:t>vouwbeen</w:t>
-      </w:r>
-    </w:p>
-    <w:p>
-      <w:pPr>
-        <w:pStyle w:val="ListParagraph"/>
-        <w:numPr>
-          <w:ilvl w:val="0"/>
-          <w:numId w:val="2"/>
-        </w:numPr>
-        <w:rPr>
-          <w:highlight w:val="green"/>
-        </w:rPr>
-      </w:pPr>
-      <w:r>
-        <w:rPr>
-          <w:highlight w:val="green"/>
-        </w:rPr>
-        <w:t>scherp potlood</w:t>
-      </w:r>
-    </w:p>
-    <w:p>
-      <w:pPr>
-        <w:pStyle w:val="ListParagraph"/>
-        <w:numPr>
-          <w:ilvl w:val="0"/>
-          <w:numId w:val="2"/>
-        </w:numPr>
-        <w:rPr>
-          <w:highlight w:val="green"/>
-        </w:rPr>
-      </w:pPr>
-      <w:r>
-        <w:rPr>
-          <w:highlight w:val="green"/>
-        </w:rPr>
-        <w:t>2 houten plankjes (groot genoeg om je gevouwen papier/boekblok tussen te klemmen)</w:t>
-      </w:r>
-    </w:p>
-    <w:p>
-      <w:pPr>
-        <w:pStyle w:val="ListParagraph"/>
-        <w:numPr>
-          <w:ilvl w:val="0"/>
-          <w:numId w:val="2"/>
-        </w:numPr>
-        <w:rPr>
-          <w:highlight w:val="darkGray"/>
-        </w:rPr>
-      </w:pPr>
-      <w:r>
-        <w:rPr>
-          <w:highlight w:val="darkGray"/>
-        </w:rPr>
-        <w:t>ook te gebruiken: snijplanken</w:t>
-      </w:r>
-    </w:p>
-    <w:p>
-      <w:pPr>
-        <w:pStyle w:val="ListParagraph"/>
-        <w:numPr>
-          <w:ilvl w:val="0"/>
-          <w:numId w:val="2"/>
-        </w:numPr>
-        <w:rPr>
-          <w:highlight w:val="green"/>
-        </w:rPr>
-      </w:pPr>
-      <w:r>
-        <w:rPr>
-          <w:highlight w:val="green"/>
-        </w:rPr>
-        <w:t>2 lijmklemmen</w:t>
-      </w:r>
-    </w:p>
-    <w:p>
-      <w:pPr>
-        <w:pStyle w:val="ListParagraph"/>
-        <w:numPr>
-          <w:ilvl w:val="0"/>
-          <w:numId w:val="2"/>
-        </w:numPr>
-        <w:rPr>
-          <w:highlight w:val="green"/>
-        </w:rPr>
-      </w:pPr>
-      <w:r>
-        <w:rPr>
-          <w:highlight w:val="green"/>
-        </w:rPr>
-        <w:t>penseel, liefst recht</w:t>
-      </w:r>
-    </w:p>
-    <w:p>
-      <w:pPr>
-        <w:pStyle w:val="ListParagraph"/>
-        <w:numPr>
-          <w:ilvl w:val="0"/>
-          <w:numId w:val="2"/>
-        </w:numPr>
-        <w:rPr>
-          <w:highlight w:val="green"/>
-        </w:rPr>
-      </w:pPr>
-      <w:r>
-        <w:rPr>
-          <w:highlight w:val="green"/>
-        </w:rPr>
-        <w:t>boekbin</w:t>
-      </w:r>
-      <w:r>
-        <w:rPr>
-          <w:highlight w:val="green"/>
-        </w:rPr>
-        <w:t>d</w:t>
-      </w:r>
-      <w:r>
-        <w:rPr>
-          <w:highlight w:val="green"/>
-        </w:rPr>
-        <w:t>lijm</w:t>
-      </w:r>
-    </w:p>
-    <w:p/>
-    <w:p>
-      <w:pPr>
-        <w:pStyle w:val="Heading3"/>
-      </w:pPr>
-      <w:r>
-        <w:t>LES 3: materiaal hardcover</w:t>
-      </w:r>
-    </w:p>
-    <w:p>
-      <w:r>
-        <w:t>ALGEMEEN +</w:t>
-      </w:r>
-    </w:p>
-    <w:p>
-      <w:pPr>
-        <w:pStyle w:val="ListParagraph"/>
-        <w:numPr>
-          <w:ilvl w:val="0"/>
-          <w:numId w:val="3"/>
-        </w:numPr>
-        <w:rPr>
-          <w:highlight w:val="red"/>
-        </w:rPr>
-      </w:pPr>
-      <w:r>
-        <w:rPr>
-          <w:highlight w:val="red"/>
-        </w:rPr>
-        <w:t>grijs karton (2mm), genoeg voor de rug en de kaft van je boek</w:t>
-      </w:r>
-    </w:p>
-    <w:p>
-      <w:pPr>
-        <w:pStyle w:val="ListParagraph"/>
-        <w:numPr>
-          <w:ilvl w:val="0"/>
-          <w:numId w:val="3"/>
-        </w:numPr>
-        <w:rPr>
-          <w:highlight w:val="red"/>
-        </w:rPr>
-      </w:pPr>
-      <w:r>
-        <w:rPr>
-          <w:highlight w:val="red"/>
-        </w:rPr>
-        <w:t>dun papier/boekbindlinnen, groot genoeg voor de kaft. het papier mag een textuur, print, etc. hebben maar moet dun genoeg zijn om soepel te kunnen vouwen.</w:t>
-      </w:r>
-    </w:p>
-    <w:p>
-      <w:pPr>
-        <w:pStyle w:val="ListParagraph"/>
-        <w:numPr>
-          <w:ilvl w:val="0"/>
-          <w:numId w:val="3"/>
-        </w:numPr>
-        <w:rPr>
-          <w:highlight w:val="red"/>
-        </w:rPr>
-      </w:pPr>
-      <w:r>
-        <w:rPr>
-          <w:highlight w:val="red"/>
-        </w:rPr>
-        <w:t>twee vellen papier voor de schutbladen (denk aan de looprichting!). dit mag een andere kleur/print zijn dan het binnenwerk van je boek. Deze moeten twee keer zo groot zijn als het bladzijden (je vouwt ze dubbel).</w:t>
-      </w:r>
-    </w:p>
-    <w:p>
-      <w:pPr>
-        <w:pStyle w:val="ListParagraph"/>
-        <w:numPr>
-          <w:ilvl w:val="0"/>
-          <w:numId w:val="3"/>
-        </w:numPr>
-        <w:rPr>
-          <w:highlight w:val="green"/>
-        </w:rPr>
-      </w:pPr>
-      <w:r>
-        <w:rPr>
-          <w:highlight w:val="green"/>
-        </w:rPr>
-        <w:t>lat/geodriehoek</w:t>
-      </w:r>
-    </w:p>
-    <w:p>
-      <w:pPr>
-        <w:pStyle w:val="ListParagraph"/>
-        <w:numPr>
-          <w:ilvl w:val="0"/>
-          <w:numId w:val="3"/>
-        </w:numPr>
-        <w:rPr>
-          <w:highlight w:val="green"/>
-        </w:rPr>
-      </w:pPr>
-      <w:r>
-        <w:rPr>
-          <w:highlight w:val="green"/>
-        </w:rPr>
-        <w:t>breekmes</w:t>
-      </w:r>
-    </w:p>
-    <w:p>
-      <w:pPr>
-        <w:pStyle w:val="ListParagraph"/>
-        <w:numPr>
-          <w:ilvl w:val="0"/>
-          <w:numId w:val="3"/>
-        </w:numPr>
-        <w:rPr>
-          <w:highlight w:val="green"/>
-        </w:rPr>
-      </w:pPr>
-      <w:r>
-        <w:rPr>
-          <w:highlight w:val="green"/>
-        </w:rPr>
-        <w:t>penselen (een iets breder penseel + een dunner penseel). voor wie dit extra heeft liggen: een plastic pasje dat je niet meer gebruikt werkt ook perfect om de lijm op de kaft uit te smeren.</w:t>
-      </w:r>
-    </w:p>
-    <w:p>
-      <w:pPr>
-        <w:pStyle w:val="ListParagraph"/>
-        <w:numPr>
-          <w:ilvl w:val="0"/>
-          <w:numId w:val="3"/>
-        </w:numPr>
-      </w:pPr>
-      <w:r>
-        <w:rPr>
-          <w:highlight w:val="green"/>
-        </w:rPr>
-        <w:t>vouwbeen</w:t>
-      </w:r>
-    </w:p>
-    <w:p>
-      <w:pPr>
-        <w:pStyle w:val="ListParagraph"/>
-        <w:numPr>
-          <w:ilvl w:val="0"/>
-          <w:numId w:val="3"/>
-        </w:numPr>
-      </w:pPr>
-      <w:r>
-        <w:rPr>
-          <w:highlight w:val="green"/>
-        </w:rPr>
-        <w:t>snijmat</w:t>
-      </w:r>
-    </w:p>
-    <w:p>
-      <w:pPr>
-        <w:pStyle w:val="ListParagraph"/>
-        <w:numPr>
-          <w:ilvl w:val="0"/>
-          <w:numId w:val="3"/>
-        </w:numPr>
-        <w:rPr>
-          <w:highlight w:val="green"/>
-        </w:rPr>
-      </w:pPr>
-      <w:r>
-        <w:rPr>
-          <w:highlight w:val="green"/>
-        </w:rPr>
-        <w:t>boekbindlijm</w:t>
-      </w:r>
-    </w:p>
-    <w:p>
-      <w:pPr>
-        <w:pStyle w:val="ListParagraph"/>
-        <w:numPr>
-          <w:ilvl w:val="0"/>
-          <w:numId w:val="3"/>
-        </w:numPr>
-        <w:rPr>
-          <w:highlight w:val="yellow"/>
-        </w:rPr>
-      </w:pPr>
-      <w:r>
-        <w:rPr>
-          <w:highlight w:val="yellow"/>
-        </w:rPr>
-        <w:t>je ingenaaid boekblok + eventueel extra: boekbindgaas, boeklint, kapitaalband</w:t>
-      </w:r>
-    </w:p>
-    <w:p/>
-    <w:p>
-      <w:pPr>
-        <w:pStyle w:val="Heading3"/>
-      </w:pPr>
-      <w:r>
-        <w:t>LES 4: materiaal gelijmd boekblok</w:t>
-      </w:r>
-    </w:p>
-    <w:p>
-      <w:r>
-        <w:t>ALGEMEEN +</w:t>
-      </w:r>
-    </w:p>
-    <w:p>
-      <w:pPr>
-        <w:pStyle w:val="ListParagraph"/>
-        <w:numPr>
-          <w:ilvl w:val="0"/>
-          <w:numId w:val="4"/>
-        </w:numPr>
-        <w:rPr>
-          <w:highlight w:val="darkGray"/>
-        </w:rPr>
-      </w:pPr>
-      <w:r>
-        <w:rPr>
-          <w:highlight w:val="darkGray"/>
-        </w:rPr>
-        <w:t>een stapeltje papier (naar eigen keuze, dit mag ook kladpapier zijn, of verschillende papieren). De stapel moet aangedrukt minstens 1,5cm dik zijn. Belangrijk: let op de looprichting van je papier!</w:t>
-      </w:r>
-    </w:p>
-    <w:p>
-      <w:pPr>
-        <w:pStyle w:val="ListParagraph"/>
-        <w:numPr>
-          <w:ilvl w:val="0"/>
-          <w:numId w:val="4"/>
-        </w:numPr>
-        <w:rPr>
-          <w:highlight w:val="green"/>
-        </w:rPr>
-      </w:pPr>
-      <w:r>
-        <w:rPr>
-          <w:highlight w:val="green"/>
-        </w:rPr>
-        <w:lastRenderedPageBreak/>
-        <w:t>breekmes</w:t>
-      </w:r>
-    </w:p>
-    <w:p>
-      <w:pPr>
-        <w:pStyle w:val="ListParagraph"/>
-        <w:numPr>
-          <w:ilvl w:val="0"/>
-          <w:numId w:val="4"/>
-        </w:numPr>
-        <w:rPr>
-          <w:highlight w:val="green"/>
-        </w:rPr>
-      </w:pPr>
-      <w:r>
-        <w:rPr>
-          <w:highlight w:val="green"/>
-        </w:rPr>
-        <w:t>penseel, liefst recht</w:t>
-      </w:r>
-    </w:p>
-    <w:p>
-      <w:pPr>
-        <w:pStyle w:val="ListParagraph"/>
-        <w:numPr>
-          <w:ilvl w:val="0"/>
-          <w:numId w:val="4"/>
-        </w:numPr>
-      </w:pPr>
-      <w:r>
-        <w:rPr>
-          <w:highlight w:val="green"/>
-        </w:rPr>
-        <w:t>boekbindlijm</w:t>
-      </w:r>
-    </w:p>
-    <w:p>
-      <w:pPr>
-        <w:pStyle w:val="ListParagraph"/>
-        <w:numPr>
-          <w:ilvl w:val="0"/>
-          <w:numId w:val="4"/>
-        </w:numPr>
-        <w:rPr>
-          <w:highlight w:val="green"/>
-        </w:rPr>
-      </w:pPr>
-      <w:r>
-        <w:rPr>
-          <w:highlight w:val="green"/>
-        </w:rPr>
-        <w:t>lat/geodriehoek</w:t>
-      </w:r>
-    </w:p>
-    <w:p>
-      <w:pPr>
-        <w:pStyle w:val="ListParagraph"/>
-        <w:numPr>
-          <w:ilvl w:val="0"/>
-          <w:numId w:val="4"/>
-        </w:numPr>
-        <w:rPr>
-          <w:highlight w:val="green"/>
-        </w:rPr>
-      </w:pPr>
-      <w:r>
-        <w:rPr>
-          <w:highlight w:val="green"/>
-        </w:rPr>
-        <w:t>2 houten plankjes (groot genoeg om je gevouwen papier/boekblok tussen te klemmen) ook te gebruiken: snijplanken</w:t>
-      </w:r>
-    </w:p>
-    <w:p>
-      <w:pPr>
-        <w:pStyle w:val="ListParagraph"/>
-        <w:numPr>
-          <w:ilvl w:val="0"/>
-          <w:numId w:val="4"/>
-        </w:numPr>
-        <w:rPr>
-          <w:highlight w:val="green"/>
-        </w:rPr>
-      </w:pPr>
-      <w:r>
-        <w:rPr>
-          <w:highlight w:val="green"/>
-        </w:rPr>
-        <w:t>2 lijmklemmen</w:t>
-      </w:r>
-    </w:p>
-    <w:p>
-      <w:pPr>
-        <w:pStyle w:val="ListParagraph"/>
-        <w:numPr>
-          <w:ilvl w:val="0"/>
-          <w:numId w:val="4"/>
-        </w:numPr>
-        <w:rPr>
-          <w:highlight w:val="green"/>
-        </w:rPr>
-      </w:pPr>
-      <w:r>
-        <w:rPr>
-          <w:highlight w:val="green"/>
-        </w:rPr>
-        <w:t>eventueel: natuurlijk naaigaren of draad</w:t>
-      </w:r>
-    </w:p>
-    <w:p/>
-    <w:p>
-      <w:pPr>
-        <w:pStyle w:val="Heading3"/>
-      </w:pPr>
-      <w:r>
         <w:t>LES 5: materiaal softcover</w:t>
       </w:r>
     </w:p>
@@ -1061,6 +1266,119 @@
 <file path=word/numbering.xml><?xml version="1.0" encoding="utf-8"?>
 <w:numbering xmlns:wpc="http://schemas.microsoft.com/office/word/2010/wordprocessingCanvas" xmlns:cx="http://schemas.microsoft.com/office/drawing/2014/chartex" xmlns:cx1="http://schemas.microsoft.com/office/drawing/2015/9/8/chartex" xmlns:cx2="http://schemas.microsoft.com/office/drawing/2015/10/21/chartex" xmlns:cx3="http://schemas.microsoft.com/office/drawing/2016/5/9/chartex" xmlns:cx4="http://schemas.microsoft.com/office/drawing/2016/5/10/chartex" xmlns:cx5="http://schemas.microsoft.com/office/drawing/2016/5/11/chartex" xmlns:cx6="http://schemas.microsoft.com/office/drawing/2016/5/12/chartex" xmlns:cx7="http://schemas.microsoft.com/office/drawing/2016/5/13/chartex" xmlns:cx8="http://schemas.microsoft.com/office/drawing/2016/5/14/chartex" xmlns:mc="http://schemas.openxmlformats.org/markup-compatibility/2006" xmlns:aink="http://schemas.microsoft.com/office/drawing/2016/ink" xmlns:am3d="http://schemas.microsoft.com/office/drawing/2017/model3d" xmlns:o="urn:schemas-microsoft-com:office:office" xmlns:oel="http://schemas.microsoft.com/office/2019/extlst" xmlns:r="http://schemas.openxmlformats.org/officeDocument/2006/relationships" xmlns:m="http://schemas.openxmlformats.org/officeDocument/2006/math" xmlns:v="urn:schemas-microsoft-com:vml" xmlns:wp14="http://schemas.microsoft.com/office/word/2010/wordprocessingDrawing" xmlns:wp="http://schemas.openxmlformats.org/drawingml/2006/wordprocessingDrawing" xmlns:w10="urn:schemas-microsoft-com:office:word" xmlns:w="http://schemas.openxmlformats.org/wordprocessingml/2006/main" xmlns:w14="http://schemas.microsoft.com/office/word/2010/wordml" xmlns:w15="http://schemas.microsoft.com/office/word/2012/wordml" xmlns:w16cex="http://schemas.microsoft.com/office/word/2018/wordml/cex" xmlns:w16cid="http://schemas.microsoft.com/office/word/2016/wordml/cid" xmlns:w16="http://schemas.microsoft.com/office/word/2018/wordml" xmlns:w16du="http://schemas.microsoft.com/office/word/2023/wordml/word16du" xmlns:w16sdtdh="http://schemas.microsoft.com/office/word/2020/wordml/sdtdatahash" xmlns:w16sdtfl="http://schemas.microsoft.com/office/word/2024/wordml/sdtformatlock" xmlns:w16se="http://schemas.microsoft.com/office/word/2015/wordml/symex" xmlns:wpg="http://schemas.microsoft.com/office/word/2010/wordprocessingGroup" xmlns:wpi="http://schemas.microsoft.com/office/word/2010/wordprocessingInk" xmlns:wne="http://schemas.microsoft.com/office/word/2006/wordml" xmlns:wps="http://schemas.microsoft.com/office/word/2010/wordprocessingShape" mc:Ignorable="w14 w15 w16se w16cid w16 w16cex w16sdtdh w16sdtfl w16du wp14">
   <w:abstractNum w:abstractNumId="0" w15:restartNumberingAfterBreak="0">
+    <w:nsid w:val="07A16E37"/>
+    <w:multiLevelType w:val="hybridMultilevel"/>
+    <w:tmpl w:val="113A460E"/>
+    <w:lvl w:ilvl="0" w:tplc="08130001">
+      <w:start w:val="1"/>
+      <w:numFmt w:val="bullet"/>
+      <w:lvlText w:val=""/>
+      <w:lvlJc w:val="left"/>
+      <w:pPr>
+        <w:ind w:left="720" w:hanging="360"/>
+      </w:pPr>
+      <w:rPr>
+        <w:rFonts w:ascii="Symbol" w:hAnsi="Symbol" w:hint="default"/>
+      </w:rPr>
+    </w:lvl>
+    <w:lvl w:ilvl="1" w:tplc="08130003" w:tentative="1">
+      <w:start w:val="1"/>
+      <w:numFmt w:val="bullet"/>
+      <w:lvlText w:val="o"/>
+      <w:lvlJc w:val="left"/>
+      <w:pPr>
+        <w:ind w:left="1440" w:hanging="360"/>
+      </w:pPr>
+      <w:rPr>
+        <w:rFonts w:ascii="Courier New" w:hAnsi="Courier New" w:cs="Courier New" w:hint="default"/>
+      </w:rPr>
+    </w:lvl>
+    <w:lvl w:ilvl="2" w:tplc="08130005" w:tentative="1">
+      <w:start w:val="1"/>
+      <w:numFmt w:val="bullet"/>
+      <w:lvlText w:val=""/>
+      <w:lvlJc w:val="left"/>
+      <w:pPr>
+        <w:ind w:left="2160" w:hanging="360"/>
+      </w:pPr>
+      <w:rPr>
+        <w:rFonts w:ascii="Wingdings" w:hAnsi="Wingdings" w:hint="default"/>
+      </w:rPr>
+    </w:lvl>
+    <w:lvl w:ilvl="3" w:tplc="08130001" w:tentative="1">
+      <w:start w:val="1"/>
+      <w:numFmt w:val="bullet"/>
+      <w:lvlText w:val=""/>
+      <w:lvlJc w:val="left"/>
+      <w:pPr>
+        <w:ind w:left="2880" w:hanging="360"/>
+      </w:pPr>
+      <w:rPr>
+        <w:rFonts w:ascii="Symbol" w:hAnsi="Symbol" w:hint="default"/>
+      </w:rPr>
+    </w:lvl>
+    <w:lvl w:ilvl="4" w:tplc="08130003" w:tentative="1">
+      <w:start w:val="1"/>
+      <w:numFmt w:val="bullet"/>
+      <w:lvlText w:val="o"/>
+      <w:lvlJc w:val="left"/>
+      <w:pPr>
+        <w:ind w:left="3600" w:hanging="360"/>
+      </w:pPr>
+      <w:rPr>
+        <w:rFonts w:ascii="Courier New" w:hAnsi="Courier New" w:cs="Courier New" w:hint="default"/>
+      </w:rPr>
+    </w:lvl>
+    <w:lvl w:ilvl="5" w:tplc="08130005" w:tentative="1">
+      <w:start w:val="1"/>
+      <w:numFmt w:val="bullet"/>
+      <w:lvlText w:val=""/>
+      <w:lvlJc w:val="left"/>
+      <w:pPr>
+        <w:ind w:left="4320" w:hanging="360"/>
+      </w:pPr>
+      <w:rPr>
+        <w:rFonts w:ascii="Wingdings" w:hAnsi="Wingdings" w:hint="default"/>
+      </w:rPr>
+    </w:lvl>
+    <w:lvl w:ilvl="6" w:tplc="08130001" w:tentative="1">
+      <w:start w:val="1"/>
+      <w:numFmt w:val="bullet"/>
+      <w:lvlText w:val=""/>
+      <w:lvlJc w:val="left"/>
+      <w:pPr>
+        <w:ind w:left="5040" w:hanging="360"/>
+      </w:pPr>
+      <w:rPr>
+        <w:rFonts w:ascii="Symbol" w:hAnsi="Symbol" w:hint="default"/>
+      </w:rPr>
+    </w:lvl>
+    <w:lvl w:ilvl="7" w:tplc="08130003" w:tentative="1">
+      <w:start w:val="1"/>
+      <w:numFmt w:val="bullet"/>
+      <w:lvlText w:val="o"/>
+      <w:lvlJc w:val="left"/>
+      <w:pPr>
+        <w:ind w:left="5760" w:hanging="360"/>
+      </w:pPr>
+      <w:rPr>
+        <w:rFonts w:ascii="Courier New" w:hAnsi="Courier New" w:cs="Courier New" w:hint="default"/>
+      </w:rPr>
+    </w:lvl>
+    <w:lvl w:ilvl="8" w:tplc="08130005" w:tentative="1">
+      <w:start w:val="1"/>
+      <w:numFmt w:val="bullet"/>
+      <w:lvlText w:val=""/>
+      <w:lvlJc w:val="left"/>
+      <w:pPr>
+        <w:ind w:left="6480" w:hanging="360"/>
+      </w:pPr>
+      <w:rPr>
+        <w:rFonts w:ascii="Wingdings" w:hAnsi="Wingdings" w:hint="default"/>
+      </w:rPr>
+    </w:lvl>
+  </w:abstractNum>
+  <w:abstractNum w:abstractNumId="1" w15:restartNumberingAfterBreak="0">
     <w:nsid w:val="27CF76BB"/>
     <w:multiLevelType w:val="hybridMultilevel"/>
     <w:tmpl w:val="53B6C060"/>
@@ -1173,7 +1491,7 @@
       </w:rPr>
     </w:lvl>
   </w:abstractNum>
-  <w:abstractNum w:abstractNumId="1" w15:restartNumberingAfterBreak="0">
+  <w:abstractNum w:abstractNumId="2" w15:restartNumberingAfterBreak="0">
     <w:nsid w:val="3E242026"/>
     <w:multiLevelType w:val="hybridMultilevel"/>
     <w:tmpl w:val="FF947C54"/>
@@ -1286,7 +1604,7 @@
       </w:rPr>
     </w:lvl>
   </w:abstractNum>
-  <w:abstractNum w:abstractNumId="2" w15:restartNumberingAfterBreak="0">
+  <w:abstractNum w:abstractNumId="3" w15:restartNumberingAfterBreak="0">
     <w:nsid w:val="41D83926"/>
     <w:multiLevelType w:val="hybridMultilevel"/>
     <w:tmpl w:val="26E814EA"/>
@@ -1399,7 +1717,7 @@
       </w:rPr>
     </w:lvl>
   </w:abstractNum>
-  <w:abstractNum w:abstractNumId="3" w15:restartNumberingAfterBreak="0">
+  <w:abstractNum w:abstractNumId="4" w15:restartNumberingAfterBreak="0">
     <w:nsid w:val="56747195"/>
     <w:multiLevelType w:val="hybridMultilevel"/>
     <w:tmpl w:val="5420A58A"/>
@@ -1512,7 +1830,7 @@
       </w:rPr>
     </w:lvl>
   </w:abstractNum>
-  <w:abstractNum w:abstractNumId="4" w15:restartNumberingAfterBreak="0">
+  <w:abstractNum w:abstractNumId="5" w15:restartNumberingAfterBreak="0">
     <w:nsid w:val="5C502AB9"/>
     <w:multiLevelType w:val="hybridMultilevel"/>
     <w:tmpl w:val="4D065042"/>
@@ -1626,19 +1944,22 @@
     </w:lvl>
   </w:abstractNum>
   <w:num w:numId="1" w16cid:durableId="1250310345">
-    <w:abstractNumId w:val="0"/>
+    <w:abstractNumId w:val="1"/>
   </w:num>
   <w:num w:numId="2" w16cid:durableId="1985618911">
+    <w:abstractNumId w:val="4"/>
+  </w:num>
+  <w:num w:numId="3" w16cid:durableId="1506431740">
+    <w:abstractNumId w:val="5"/>
+  </w:num>
+  <w:num w:numId="4" w16cid:durableId="1799179257">
     <w:abstractNumId w:val="3"/>
   </w:num>
-  <w:num w:numId="3" w16cid:durableId="1506431740">
-    <w:abstractNumId w:val="4"/>
-  </w:num>
-  <w:num w:numId="4" w16cid:durableId="1799179257">
+  <w:num w:numId="5" w16cid:durableId="1254119951">
     <w:abstractNumId w:val="2"/>
   </w:num>
-  <w:num w:numId="5" w16cid:durableId="1254119951">
-    <w:abstractNumId w:val="1"/>
+  <w:num w:numId="6" w16cid:durableId="15665986">
+    <w:abstractNumId w:val="0"/>
   </w:num>
 </w:numbering>
 </file>

--- a/Vakken/Crossmedia/Bookmaking/Materiaallijst.docx
+++ b/Vakken/Crossmedia/Bookmaking/Materiaallijst.docx
@@ -140,6 +140,9 @@
       </w:pPr>
       <w:r>
         <w:t>THEO HEEFT OOK KARTON NODIG</w:t>
+      </w:r>
+      <w:r>
+        <w:t xml:space="preserve"> (grijs karton 2mm)</w:t>
       </w:r>
     </w:p>
     <w:p>

--- a/Vakken/Crossmedia/Bookmaking/Materiaallijst.docx
+++ b/Vakken/Crossmedia/Bookmaking/Materiaallijst.docx
@@ -31,54 +31,938 @@
         </w:numPr>
       </w:pPr>
       <w:r>
+        <w:t>Papier met korrel</w:t>
+      </w:r>
+    </w:p>
+    <w:p>
+      <w:pPr>
+        <w:pStyle w:val="ListParagraph"/>
+        <w:numPr>
+          <w:ilvl w:val="0"/>
+          <w:numId w:val="6"/>
+        </w:numPr>
+      </w:pPr>
+      <w:r>
+        <w:t>2 houten plankjes (groot genoeg om je gevouwen papier/boekblok tussen te klemmen) ook te gebruiken: snijplanken</w:t>
+      </w:r>
+    </w:p>
+    <w:p>
+      <w:pPr>
+        <w:pStyle w:val="ListParagraph"/>
+        <w:numPr>
+          <w:ilvl w:val="0"/>
+          <w:numId w:val="6"/>
+        </w:numPr>
+      </w:pPr>
+      <w:r>
+        <w:t>Papier voor het maken van een genaaid + een gelijmd boekblok (zie hieronder)</w:t>
+      </w:r>
+    </w:p>
+    <w:p>
+      <w:pPr>
+        <w:pStyle w:val="ListParagraph"/>
+        <w:numPr>
+          <w:ilvl w:val="0"/>
+          <w:numId w:val="6"/>
+        </w:numPr>
+      </w:pPr>
+      <w:r>
+        <w:t>Papier en karton voor het maken van een hardcover en een softcover (zie hieronder)</w:t>
+      </w:r>
+    </w:p>
+    <w:p>
+      <w:pPr>
+        <w:pStyle w:val="ListParagraph"/>
+        <w:numPr>
+          <w:ilvl w:val="0"/>
+          <w:numId w:val="6"/>
+        </w:numPr>
+      </w:pPr>
+      <w:r>
+        <w:t>papier voor de softcover. let ook hier op de looprichting! dit hoeft nog niet bijgesneden te worden, maar moet wel groot genoeg zijn om ruimschoots om je hele boekblok heen te passen.</w:t>
+      </w:r>
+    </w:p>
+    <w:p>
+      <w:pPr>
+        <w:ind w:left="360"/>
+      </w:pPr>
+    </w:p>
+    <w:p>
+      <w:pPr>
+        <w:pStyle w:val="Heading3"/>
+      </w:pPr>
+      <w:r>
+        <w:t>Algemeen:</w:t>
+      </w:r>
+    </w:p>
+    <w:p>
+      <w:pPr>
+        <w:pStyle w:val="ListParagraph"/>
+        <w:numPr>
+          <w:ilvl w:val="0"/>
+          <w:numId w:val="1"/>
+        </w:numPr>
+        <w:rPr>
+          <w:highlight w:val="darkGray"/>
+        </w:rPr>
+      </w:pPr>
+      <w:r>
+        <w:rPr>
+          <w:highlight w:val="darkGray"/>
+        </w:rPr>
+        <w:t>boekbindlijm of houtlijm</w:t>
+      </w:r>
+      <w:r>
+        <w:rPr>
+          <w:highlight w:val="darkGray"/>
+        </w:rPr>
+        <w:t xml:space="preserve"> (KOPEN)</w:t>
+      </w:r>
+    </w:p>
+    <w:p>
+      <w:pPr>
+        <w:pStyle w:val="ListParagraph"/>
+        <w:numPr>
+          <w:ilvl w:val="0"/>
+          <w:numId w:val="1"/>
+        </w:numPr>
+        <w:rPr>
+          <w:highlight w:val="darkGray"/>
+        </w:rPr>
+      </w:pPr>
+      <w:r>
+        <w:rPr>
+          <w:highlight w:val="darkGray"/>
+        </w:rPr>
+        <w:t>snijmat</w:t>
+      </w:r>
+    </w:p>
+    <w:p>
+      <w:pPr>
+        <w:pStyle w:val="ListParagraph"/>
+        <w:numPr>
+          <w:ilvl w:val="0"/>
+          <w:numId w:val="1"/>
+        </w:numPr>
+        <w:rPr>
+          <w:highlight w:val="darkGray"/>
+        </w:rPr>
+      </w:pPr>
+      <w:r>
+        <w:rPr>
+          <w:highlight w:val="darkGray"/>
+        </w:rPr>
+        <w:t>metalen lat (+eventueel een grotere geodriehoek)</w:t>
+      </w:r>
+    </w:p>
+    <w:p>
+      <w:pPr>
+        <w:pStyle w:val="ListParagraph"/>
+        <w:numPr>
+          <w:ilvl w:val="0"/>
+          <w:numId w:val="1"/>
+        </w:numPr>
+        <w:rPr>
+          <w:highlight w:val="green"/>
+        </w:rPr>
+      </w:pPr>
+      <w:r>
+        <w:rPr>
+          <w:highlight w:val="green"/>
+        </w:rPr>
+        <w:t>stopnaald</w:t>
+      </w:r>
+      <w:r>
+        <w:rPr>
+          <w:highlight w:val="green"/>
+        </w:rPr>
+        <w:t xml:space="preserve"> </w:t>
+      </w:r>
+    </w:p>
+    <w:p>
+      <w:pPr>
+        <w:pStyle w:val="ListParagraph"/>
+        <w:numPr>
+          <w:ilvl w:val="0"/>
+          <w:numId w:val="1"/>
+        </w:numPr>
+        <w:rPr>
+          <w:highlight w:val="red"/>
+        </w:rPr>
+      </w:pPr>
+      <w:r>
+        <w:rPr>
+          <w:highlight w:val="red"/>
+        </w:rPr>
+        <w:t>2 houten plankjes (groot genoeg om je gevouwen papier/boekblok tussen te klemmen) ook te gebruiken: snijplanken</w:t>
+      </w:r>
+    </w:p>
+    <w:p>
+      <w:pPr>
+        <w:pStyle w:val="ListParagraph"/>
+        <w:numPr>
+          <w:ilvl w:val="0"/>
+          <w:numId w:val="1"/>
+        </w:numPr>
+        <w:rPr>
+          <w:highlight w:val="red"/>
+        </w:rPr>
+      </w:pPr>
+      <w:r>
+        <w:rPr>
+          <w:highlight w:val="red"/>
+        </w:rPr>
+        <w:t>2 lijmklemmen</w:t>
+      </w:r>
+    </w:p>
+    <w:p>
+      <w:pPr>
+        <w:pStyle w:val="ListParagraph"/>
+        <w:numPr>
+          <w:ilvl w:val="0"/>
+          <w:numId w:val="1"/>
+        </w:numPr>
+        <w:rPr>
+          <w:highlight w:val="darkGray"/>
+        </w:rPr>
+      </w:pPr>
+      <w:r>
+        <w:rPr>
+          <w:highlight w:val="darkGray"/>
+        </w:rPr>
+        <w:t>afbreekmes (een grote!)</w:t>
+      </w:r>
+      <w:r>
+        <w:rPr>
+          <w:highlight w:val="darkGray"/>
+        </w:rPr>
+        <w:t xml:space="preserve"> (HEB IK AL)</w:t>
+      </w:r>
+    </w:p>
+    <w:p>
+      <w:pPr>
+        <w:pStyle w:val="ListParagraph"/>
+        <w:numPr>
+          <w:ilvl w:val="0"/>
+          <w:numId w:val="1"/>
+        </w:numPr>
+        <w:rPr>
+          <w:highlight w:val="green"/>
+        </w:rPr>
+      </w:pPr>
+      <w:r>
+        <w:rPr>
+          <w:highlight w:val="green"/>
+        </w:rPr>
+        <w:t>vouwbeen</w:t>
+      </w:r>
+    </w:p>
+    <w:p>
+      <w:pPr>
+        <w:pStyle w:val="ListParagraph"/>
+        <w:numPr>
+          <w:ilvl w:val="0"/>
+          <w:numId w:val="1"/>
+        </w:numPr>
+        <w:rPr>
+          <w:highlight w:val="darkGray"/>
+        </w:rPr>
+      </w:pPr>
+      <w:r>
+        <w:rPr>
+          <w:highlight w:val="darkGray"/>
+        </w:rPr>
+        <w:t>penseel, liefst recht. goedkoop syntetisch penseel uit bv. action kan ook, belangrijk: controleer voor gebruik dat er geen haartjes loskomen</w:t>
+      </w:r>
+    </w:p>
+    <w:p>
+      <w:pPr>
+        <w:pStyle w:val="ListParagraph"/>
+        <w:numPr>
+          <w:ilvl w:val="0"/>
+          <w:numId w:val="1"/>
+        </w:numPr>
+        <w:rPr>
+          <w:highlight w:val="darkGray"/>
+        </w:rPr>
+      </w:pPr>
+      <w:r>
+        <w:rPr>
+          <w:highlight w:val="darkGray"/>
+        </w:rPr>
+        <w:t>breder penseel of oud plastic pasje</w:t>
+      </w:r>
+    </w:p>
+    <w:p>
+      <w:pPr>
+        <w:pStyle w:val="ListParagraph"/>
+        <w:numPr>
+          <w:ilvl w:val="0"/>
+          <w:numId w:val="1"/>
+        </w:numPr>
+        <w:rPr>
+          <w:highlight w:val="darkGray"/>
+        </w:rPr>
+      </w:pPr>
+      <w:r>
+        <w:rPr>
+          <w:highlight w:val="darkGray"/>
+        </w:rPr>
+        <w:t>potlood met scherpe punt</w:t>
+      </w:r>
+    </w:p>
+    <w:p>
+      <w:pPr>
+        <w:pStyle w:val="ListParagraph"/>
+        <w:numPr>
+          <w:ilvl w:val="0"/>
+          <w:numId w:val="1"/>
+        </w:numPr>
+        <w:rPr>
+          <w:highlight w:val="green"/>
+        </w:rPr>
+      </w:pPr>
+      <w:r>
+        <w:rPr>
+          <w:highlight w:val="green"/>
+        </w:rPr>
+        <w:t>draad. boekbindgaren is het stevigst en wat dikker door de waslaag die eromheen zit, maar een stevig naaigaren kan ook gebruikt worden.</w:t>
+      </w:r>
+    </w:p>
+    <w:p>
+      <w:pPr>
+        <w:pStyle w:val="ListParagraph"/>
+        <w:numPr>
+          <w:ilvl w:val="0"/>
+          <w:numId w:val="1"/>
+        </w:numPr>
+        <w:rPr>
+          <w:highlight w:val="red"/>
+        </w:rPr>
+      </w:pPr>
+      <w:r>
+        <w:rPr>
+          <w:highlight w:val="red"/>
+        </w:rPr>
+        <w:t>papier voor het maken van een genaaid + een gelijmd boekblok (zie hieronder)</w:t>
+      </w:r>
+    </w:p>
+    <w:p>
+      <w:pPr>
+        <w:pStyle w:val="ListParagraph"/>
+        <w:numPr>
+          <w:ilvl w:val="0"/>
+          <w:numId w:val="1"/>
+        </w:numPr>
+        <w:rPr>
+          <w:highlight w:val="red"/>
+        </w:rPr>
+      </w:pPr>
+      <w:r>
+        <w:rPr>
+          <w:highlight w:val="red"/>
+        </w:rPr>
+        <w:t>papier en karton voor het maken van een hardcover en een softcover (zie hieronder)</w:t>
+      </w:r>
+    </w:p>
+    <w:p/>
+    <w:p>
+      <w:pPr>
+        <w:pStyle w:val="Heading2"/>
+      </w:pPr>
+      <w:r>
+        <w:t>Tekenen:</w:t>
+      </w:r>
+    </w:p>
+    <w:p>
+      <w:pPr>
+        <w:rPr>
+          <w:highlight w:val="red"/>
+        </w:rPr>
+      </w:pPr>
+      <w:r>
+        <w:rPr>
+          <w:highlight w:val="red"/>
+        </w:rPr>
+        <w:t>Bister</w:t>
+      </w:r>
+    </w:p>
+    <w:p>
+      <w:pPr>
+        <w:rPr>
+          <w:highlight w:val="green"/>
+        </w:rPr>
+      </w:pPr>
+      <w:r>
+        <w:rPr>
+          <w:highlight w:val="green"/>
+        </w:rPr>
         <w:t>Kneedgom</w:t>
       </w:r>
     </w:p>
     <w:p>
       <w:pPr>
-        <w:pStyle w:val="ListParagraph"/>
-        <w:numPr>
-          <w:ilvl w:val="0"/>
-          <w:numId w:val="6"/>
-        </w:numPr>
-      </w:pPr>
-      <w:r>
+        <w:rPr>
+          <w:highlight w:val="green"/>
+        </w:rPr>
+      </w:pPr>
+      <w:r>
+        <w:rPr>
+          <w:highlight w:val="green"/>
+        </w:rPr>
+        <w:lastRenderedPageBreak/>
         <w:t>Grafiet</w:t>
       </w:r>
     </w:p>
     <w:p>
-      <w:pPr>
-        <w:pStyle w:val="ListParagraph"/>
-        <w:numPr>
-          <w:ilvl w:val="0"/>
-          <w:numId w:val="6"/>
-        </w:numPr>
-      </w:pPr>
-      <w:r>
+      <w:r>
+        <w:rPr>
+          <w:highlight w:val="red"/>
+        </w:rPr>
         <w:t>Papier met korrel</w:t>
       </w:r>
     </w:p>
-    <w:p>
-      <w:pPr>
-        <w:pStyle w:val="ListParagraph"/>
-        <w:numPr>
-          <w:ilvl w:val="0"/>
-          <w:numId w:val="6"/>
-        </w:numPr>
-      </w:pPr>
-      <w:r>
-        <w:t>Stopnaald</w:t>
-      </w:r>
-    </w:p>
-    <w:p>
-      <w:pPr>
-        <w:pStyle w:val="ListParagraph"/>
-        <w:numPr>
-          <w:ilvl w:val="0"/>
-          <w:numId w:val="6"/>
-        </w:numPr>
-      </w:pPr>
-      <w:r>
+    <w:p/>
+    <w:p>
+      <w:pPr>
+        <w:pStyle w:val="Heading3"/>
+      </w:pPr>
+      <w:r>
+        <w:t xml:space="preserve">LES 2: </w:t>
+      </w:r>
+    </w:p>
+    <w:p>
+      <w:r>
+        <w:t>ALGEMEEN +</w:t>
+      </w:r>
+    </w:p>
+    <w:p>
+      <w:pPr>
+        <w:pStyle w:val="ListParagraph"/>
+        <w:numPr>
+          <w:ilvl w:val="0"/>
+          <w:numId w:val="2"/>
+        </w:numPr>
+        <w:rPr>
+          <w:highlight w:val="darkGray"/>
+        </w:rPr>
+      </w:pPr>
+      <w:r>
+        <w:rPr>
+          <w:highlight w:val="darkGray"/>
+        </w:rPr>
+        <w:t>genoeg papier (naar eigen keuze) voor 5 katernen (de dikte van de katern is afhankelijk van je papier). hou er ook rekening mee dat we bij het genaaide boekblok het papier gaan dubbelvouwen, het moet dus (minstens) twee keer zo groot zijn als het formaat dat je kiest voor je boek: belangrijk: let op de looprichting van je papier!</w:t>
+      </w:r>
+    </w:p>
+    <w:p>
+      <w:pPr>
+        <w:pStyle w:val="ListParagraph"/>
+        <w:numPr>
+          <w:ilvl w:val="0"/>
+          <w:numId w:val="2"/>
+        </w:numPr>
+        <w:rPr>
+          <w:highlight w:val="green"/>
+        </w:rPr>
+      </w:pPr>
+      <w:r>
+        <w:rPr>
+          <w:highlight w:val="green"/>
+        </w:rPr>
+        <w:t>dikkere naald/stopnaald</w:t>
+      </w:r>
+    </w:p>
+    <w:p>
+      <w:pPr>
+        <w:pStyle w:val="ListParagraph"/>
+        <w:numPr>
+          <w:ilvl w:val="0"/>
+          <w:numId w:val="2"/>
+        </w:numPr>
+        <w:rPr>
+          <w:highlight w:val="green"/>
+        </w:rPr>
+      </w:pPr>
+      <w:r>
+        <w:rPr>
+          <w:highlight w:val="green"/>
+        </w:rPr>
+        <w:t>boekbindgaren/stevig naaigaren in kleur naar keuze</w:t>
+      </w:r>
+    </w:p>
+    <w:p>
+      <w:pPr>
+        <w:pStyle w:val="ListParagraph"/>
+        <w:numPr>
+          <w:ilvl w:val="0"/>
+          <w:numId w:val="2"/>
+        </w:numPr>
+        <w:rPr>
+          <w:highlight w:val="green"/>
+        </w:rPr>
+      </w:pPr>
+      <w:r>
+        <w:rPr>
+          <w:highlight w:val="green"/>
+        </w:rPr>
+        <w:t>metalen lat</w:t>
+      </w:r>
+    </w:p>
+    <w:p>
+      <w:pPr>
+        <w:pStyle w:val="ListParagraph"/>
+        <w:numPr>
+          <w:ilvl w:val="0"/>
+          <w:numId w:val="2"/>
+        </w:numPr>
+      </w:pPr>
+      <w:r>
+        <w:rPr>
+          <w:highlight w:val="green"/>
+        </w:rPr>
+        <w:t>snijmat</w:t>
+      </w:r>
+    </w:p>
+    <w:p>
+      <w:pPr>
+        <w:pStyle w:val="ListParagraph"/>
+        <w:numPr>
+          <w:ilvl w:val="0"/>
+          <w:numId w:val="2"/>
+        </w:numPr>
+      </w:pPr>
+      <w:r>
+        <w:rPr>
+          <w:highlight w:val="green"/>
+        </w:rPr>
+        <w:t>vouwbeen</w:t>
+      </w:r>
+    </w:p>
+    <w:p>
+      <w:pPr>
+        <w:pStyle w:val="ListParagraph"/>
+        <w:numPr>
+          <w:ilvl w:val="0"/>
+          <w:numId w:val="2"/>
+        </w:numPr>
+        <w:rPr>
+          <w:highlight w:val="green"/>
+        </w:rPr>
+      </w:pPr>
+      <w:r>
+        <w:rPr>
+          <w:highlight w:val="green"/>
+        </w:rPr>
+        <w:t>scherp potlood</w:t>
+      </w:r>
+    </w:p>
+    <w:p>
+      <w:pPr>
+        <w:pStyle w:val="ListParagraph"/>
+        <w:numPr>
+          <w:ilvl w:val="0"/>
+          <w:numId w:val="2"/>
+        </w:numPr>
+        <w:rPr>
+          <w:highlight w:val="green"/>
+        </w:rPr>
+      </w:pPr>
+      <w:r>
+        <w:rPr>
+          <w:highlight w:val="green"/>
+        </w:rPr>
+        <w:t>2 houten plankjes (groot genoeg om je gevouwen papier/boekblok tussen te klemmen)</w:t>
+      </w:r>
+    </w:p>
+    <w:p>
+      <w:pPr>
+        <w:pStyle w:val="ListParagraph"/>
+        <w:numPr>
+          <w:ilvl w:val="0"/>
+          <w:numId w:val="2"/>
+        </w:numPr>
+        <w:rPr>
+          <w:highlight w:val="darkGray"/>
+        </w:rPr>
+      </w:pPr>
+      <w:r>
+        <w:rPr>
+          <w:highlight w:val="darkGray"/>
+        </w:rPr>
+        <w:t>ook te gebruiken: snijplanken</w:t>
+      </w:r>
+    </w:p>
+    <w:p>
+      <w:pPr>
+        <w:pStyle w:val="ListParagraph"/>
+        <w:numPr>
+          <w:ilvl w:val="0"/>
+          <w:numId w:val="2"/>
+        </w:numPr>
+        <w:rPr>
+          <w:highlight w:val="green"/>
+        </w:rPr>
+      </w:pPr>
+      <w:r>
+        <w:rPr>
+          <w:highlight w:val="green"/>
+        </w:rPr>
+        <w:t>2 lijmklemmen</w:t>
+      </w:r>
+    </w:p>
+    <w:p>
+      <w:pPr>
+        <w:pStyle w:val="ListParagraph"/>
+        <w:numPr>
+          <w:ilvl w:val="0"/>
+          <w:numId w:val="2"/>
+        </w:numPr>
+        <w:rPr>
+          <w:highlight w:val="green"/>
+        </w:rPr>
+      </w:pPr>
+      <w:r>
+        <w:rPr>
+          <w:highlight w:val="green"/>
+        </w:rPr>
+        <w:t>penseel, liefst recht</w:t>
+      </w:r>
+    </w:p>
+    <w:p>
+      <w:pPr>
+        <w:pStyle w:val="ListParagraph"/>
+        <w:numPr>
+          <w:ilvl w:val="0"/>
+          <w:numId w:val="2"/>
+        </w:numPr>
+        <w:rPr>
+          <w:highlight w:val="green"/>
+        </w:rPr>
+      </w:pPr>
+      <w:r>
+        <w:rPr>
+          <w:highlight w:val="green"/>
+        </w:rPr>
+        <w:t>boekbin</w:t>
+      </w:r>
+      <w:r>
+        <w:rPr>
+          <w:highlight w:val="green"/>
+        </w:rPr>
+        <w:t>d</w:t>
+      </w:r>
+      <w:r>
+        <w:rPr>
+          <w:highlight w:val="green"/>
+        </w:rPr>
+        <w:t>lijm</w:t>
+      </w:r>
+    </w:p>
+    <w:p/>
+    <w:p>
+      <w:pPr>
+        <w:pStyle w:val="Heading3"/>
+      </w:pPr>
+      <w:r>
+        <w:t>LES 3: materiaal hardcover</w:t>
+      </w:r>
+    </w:p>
+    <w:p>
+      <w:r>
+        <w:t>ALGEMEEN +</w:t>
+      </w:r>
+    </w:p>
+    <w:p>
+      <w:pPr>
+        <w:pStyle w:val="ListParagraph"/>
+        <w:numPr>
+          <w:ilvl w:val="0"/>
+          <w:numId w:val="3"/>
+        </w:numPr>
+        <w:rPr>
+          <w:highlight w:val="green"/>
+        </w:rPr>
+      </w:pPr>
+      <w:r>
+        <w:rPr>
+          <w:highlight w:val="green"/>
+        </w:rPr>
+        <w:t>grijs karton (2mm), genoeg voor de rug en de kaft van je boek</w:t>
+      </w:r>
+    </w:p>
+    <w:p>
+      <w:pPr>
+        <w:pStyle w:val="ListParagraph"/>
+        <w:numPr>
+          <w:ilvl w:val="0"/>
+          <w:numId w:val="3"/>
+        </w:numPr>
+        <w:rPr>
+          <w:highlight w:val="green"/>
+        </w:rPr>
+      </w:pPr>
+      <w:r>
+        <w:rPr>
+          <w:highlight w:val="green"/>
+        </w:rPr>
+        <w:t>dun papier/boekbindlinnen, groot genoeg voor de kaft. het papier mag een textuur, print, etc. hebben maar moet dun genoeg zijn om soepel te kunnen vouwen.</w:t>
+      </w:r>
+    </w:p>
+    <w:p>
+      <w:pPr>
+        <w:pStyle w:val="ListParagraph"/>
+        <w:numPr>
+          <w:ilvl w:val="0"/>
+          <w:numId w:val="3"/>
+        </w:numPr>
+        <w:rPr>
+          <w:highlight w:val="green"/>
+        </w:rPr>
+      </w:pPr>
+      <w:r>
+        <w:rPr>
+          <w:highlight w:val="green"/>
+        </w:rPr>
+        <w:t>twee vellen papier voor de schutbladen (denk aan de looprichting!). dit mag een andere kleur/print zijn dan het binnenwerk van je boek. Deze moeten twee keer zo groot zijn als het bladzijden (je vouwt ze dubbel).</w:t>
+      </w:r>
+    </w:p>
+    <w:p>
+      <w:pPr>
+        <w:pStyle w:val="ListParagraph"/>
+        <w:numPr>
+          <w:ilvl w:val="0"/>
+          <w:numId w:val="3"/>
+        </w:numPr>
+        <w:rPr>
+          <w:highlight w:val="green"/>
+        </w:rPr>
+      </w:pPr>
+      <w:r>
+        <w:rPr>
+          <w:highlight w:val="green"/>
+        </w:rPr>
+        <w:t>lat/geodriehoek</w:t>
+      </w:r>
+    </w:p>
+    <w:p>
+      <w:pPr>
+        <w:pStyle w:val="ListParagraph"/>
+        <w:numPr>
+          <w:ilvl w:val="0"/>
+          <w:numId w:val="3"/>
+        </w:numPr>
+        <w:rPr>
+          <w:highlight w:val="green"/>
+        </w:rPr>
+      </w:pPr>
+      <w:r>
+        <w:rPr>
+          <w:highlight w:val="green"/>
+        </w:rPr>
+        <w:t>breekmes</w:t>
+      </w:r>
+    </w:p>
+    <w:p>
+      <w:pPr>
+        <w:pStyle w:val="ListParagraph"/>
+        <w:numPr>
+          <w:ilvl w:val="0"/>
+          <w:numId w:val="3"/>
+        </w:numPr>
+        <w:rPr>
+          <w:highlight w:val="green"/>
+        </w:rPr>
+      </w:pPr>
+      <w:r>
+        <w:rPr>
+          <w:highlight w:val="green"/>
+        </w:rPr>
+        <w:lastRenderedPageBreak/>
+        <w:t>penselen (een iets breder penseel + een dunner penseel). voor wie dit extra heeft liggen: een plastic pasje dat je niet meer gebruikt werkt ook perfect om de lijm op de kaft uit te smeren.</w:t>
+      </w:r>
+    </w:p>
+    <w:p>
+      <w:pPr>
+        <w:pStyle w:val="ListParagraph"/>
+        <w:numPr>
+          <w:ilvl w:val="0"/>
+          <w:numId w:val="3"/>
+        </w:numPr>
+      </w:pPr>
+      <w:r>
+        <w:rPr>
+          <w:highlight w:val="green"/>
+        </w:rPr>
+        <w:t>vouwbeen</w:t>
+      </w:r>
+    </w:p>
+    <w:p>
+      <w:pPr>
+        <w:pStyle w:val="ListParagraph"/>
+        <w:numPr>
+          <w:ilvl w:val="0"/>
+          <w:numId w:val="3"/>
+        </w:numPr>
+      </w:pPr>
+      <w:r>
+        <w:rPr>
+          <w:highlight w:val="green"/>
+        </w:rPr>
+        <w:t>snijmat</w:t>
+      </w:r>
+    </w:p>
+    <w:p>
+      <w:pPr>
+        <w:pStyle w:val="ListParagraph"/>
+        <w:numPr>
+          <w:ilvl w:val="0"/>
+          <w:numId w:val="3"/>
+        </w:numPr>
+        <w:rPr>
+          <w:highlight w:val="green"/>
+        </w:rPr>
+      </w:pPr>
+      <w:r>
+        <w:rPr>
+          <w:highlight w:val="green"/>
+        </w:rPr>
+        <w:t>boekbindlijm</w:t>
+      </w:r>
+    </w:p>
+    <w:p>
+      <w:pPr>
+        <w:pStyle w:val="ListParagraph"/>
+        <w:numPr>
+          <w:ilvl w:val="0"/>
+          <w:numId w:val="3"/>
+        </w:numPr>
+        <w:rPr>
+          <w:highlight w:val="yellow"/>
+        </w:rPr>
+      </w:pPr>
+      <w:r>
+        <w:rPr>
+          <w:highlight w:val="yellow"/>
+        </w:rPr>
+        <w:t>je ingenaaid boekblok + eventueel extra: boekbindgaas, boeklint, kapitaalband</w:t>
+      </w:r>
+    </w:p>
+    <w:p/>
+    <w:p>
+      <w:pPr>
+        <w:pStyle w:val="Heading3"/>
+      </w:pPr>
+      <w:r>
+        <w:t>LES 4: materiaal gelijmd boekblok</w:t>
+      </w:r>
+    </w:p>
+    <w:p>
+      <w:r>
+        <w:t>ALGEMEEN +</w:t>
+      </w:r>
+    </w:p>
+    <w:p>
+      <w:pPr>
+        <w:pStyle w:val="ListParagraph"/>
+        <w:numPr>
+          <w:ilvl w:val="0"/>
+          <w:numId w:val="4"/>
+        </w:numPr>
+        <w:rPr>
+          <w:highlight w:val="darkGray"/>
+        </w:rPr>
+      </w:pPr>
+      <w:r>
+        <w:rPr>
+          <w:highlight w:val="darkGray"/>
+        </w:rPr>
+        <w:t>een stapeltje papier (naar eigen keuze, dit mag ook kladpapier zijn, of verschillende papieren). De stapel moet aangedrukt minstens 1,5cm dik zijn. Belangrijk: let op de looprichting van je papier!</w:t>
+      </w:r>
+    </w:p>
+    <w:p>
+      <w:pPr>
+        <w:pStyle w:val="ListParagraph"/>
+        <w:numPr>
+          <w:ilvl w:val="0"/>
+          <w:numId w:val="4"/>
+        </w:numPr>
+        <w:rPr>
+          <w:highlight w:val="green"/>
+        </w:rPr>
+      </w:pPr>
+      <w:r>
+        <w:rPr>
+          <w:highlight w:val="green"/>
+        </w:rPr>
+        <w:t>breekmes</w:t>
+      </w:r>
+    </w:p>
+    <w:p>
+      <w:pPr>
+        <w:pStyle w:val="ListParagraph"/>
+        <w:numPr>
+          <w:ilvl w:val="0"/>
+          <w:numId w:val="4"/>
+        </w:numPr>
+        <w:rPr>
+          <w:highlight w:val="green"/>
+        </w:rPr>
+      </w:pPr>
+      <w:r>
+        <w:rPr>
+          <w:highlight w:val="green"/>
+        </w:rPr>
+        <w:t>penseel, liefst recht</w:t>
+      </w:r>
+    </w:p>
+    <w:p>
+      <w:pPr>
+        <w:pStyle w:val="ListParagraph"/>
+        <w:numPr>
+          <w:ilvl w:val="0"/>
+          <w:numId w:val="4"/>
+        </w:numPr>
+      </w:pPr>
+      <w:r>
+        <w:rPr>
+          <w:highlight w:val="green"/>
+        </w:rPr>
+        <w:t>boekbindlijm</w:t>
+      </w:r>
+    </w:p>
+    <w:p>
+      <w:pPr>
+        <w:pStyle w:val="ListParagraph"/>
+        <w:numPr>
+          <w:ilvl w:val="0"/>
+          <w:numId w:val="4"/>
+        </w:numPr>
+        <w:rPr>
+          <w:highlight w:val="green"/>
+        </w:rPr>
+      </w:pPr>
+      <w:r>
+        <w:rPr>
+          <w:highlight w:val="green"/>
+        </w:rPr>
+        <w:t>lat/geodriehoek</w:t>
+      </w:r>
+    </w:p>
+    <w:p>
+      <w:pPr>
+        <w:pStyle w:val="ListParagraph"/>
+        <w:numPr>
+          <w:ilvl w:val="0"/>
+          <w:numId w:val="4"/>
+        </w:numPr>
+        <w:rPr>
+          <w:highlight w:val="green"/>
+        </w:rPr>
+      </w:pPr>
+      <w:r>
+        <w:rPr>
+          <w:highlight w:val="green"/>
+        </w:rPr>
         <w:t>2 houten plankjes (groot genoeg om je gevouwen papier/boekblok tussen te klemmen) ook te gebruiken: snijplanken</w:t>
       </w:r>
     </w:p>
@@ -87,1050 +971,43 @@
         <w:pStyle w:val="ListParagraph"/>
         <w:numPr>
           <w:ilvl w:val="0"/>
-          <w:numId w:val="6"/>
-        </w:numPr>
-      </w:pPr>
-      <w:r>
-        <w:t>Vouwbeen</w:t>
-      </w:r>
-    </w:p>
-    <w:p>
-      <w:pPr>
-        <w:pStyle w:val="ListParagraph"/>
-        <w:numPr>
-          <w:ilvl w:val="0"/>
-          <w:numId w:val="6"/>
-        </w:numPr>
-      </w:pPr>
-      <w:r>
-        <w:t>Draad. Boekbindgaren is het stevigst en wat dikker door de waslaag die eromheen zit, maar een stevig naaigaren kan ook gebruikt worden.</w:t>
-      </w:r>
-    </w:p>
-    <w:p>
-      <w:pPr>
-        <w:pStyle w:val="ListParagraph"/>
-        <w:numPr>
-          <w:ilvl w:val="0"/>
-          <w:numId w:val="6"/>
-        </w:numPr>
-      </w:pPr>
-      <w:r>
-        <w:t>Papier voor het maken van een genaaid + een gelijmd boekblok (zie hieronder)</w:t>
-      </w:r>
-    </w:p>
-    <w:p>
-      <w:pPr>
-        <w:pStyle w:val="ListParagraph"/>
-        <w:numPr>
-          <w:ilvl w:val="0"/>
-          <w:numId w:val="6"/>
-        </w:numPr>
-      </w:pPr>
-      <w:r>
-        <w:t>Papier en karton voor het maken van een hardcover en een softcover (zie hieronder)</w:t>
-      </w:r>
-    </w:p>
-    <w:p>
-      <w:pPr>
-        <w:pStyle w:val="ListParagraph"/>
-        <w:numPr>
-          <w:ilvl w:val="0"/>
-          <w:numId w:val="6"/>
-        </w:numPr>
-      </w:pPr>
-      <w:r>
-        <w:t>THEO HEEFT OOK KARTON NODIG</w:t>
-      </w:r>
-      <w:r>
-        <w:t xml:space="preserve"> (grijs karton 2mm)</w:t>
-      </w:r>
-    </w:p>
-    <w:p>
-      <w:pPr>
-        <w:pStyle w:val="ListParagraph"/>
-        <w:numPr>
-          <w:ilvl w:val="0"/>
-          <w:numId w:val="6"/>
-        </w:numPr>
-      </w:pPr>
-      <w:r>
-        <w:t>grijs karton (2mm), genoeg voor de rug en de kaft van je boek</w:t>
-      </w:r>
-    </w:p>
-    <w:p>
-      <w:pPr>
-        <w:pStyle w:val="ListParagraph"/>
-        <w:numPr>
-          <w:ilvl w:val="0"/>
-          <w:numId w:val="6"/>
-        </w:numPr>
-      </w:pPr>
-      <w:r>
-        <w:t>dun papier/boekbindlinnen, groot genoeg voor de kaft. het papier mag een textuur, print, etc. hebben maar moet dun genoeg zijn om soepel te kunnen vouwen.</w:t>
-      </w:r>
-    </w:p>
-    <w:p>
-      <w:pPr>
-        <w:pStyle w:val="ListParagraph"/>
-        <w:numPr>
-          <w:ilvl w:val="0"/>
-          <w:numId w:val="6"/>
-        </w:numPr>
-      </w:pPr>
-      <w:r>
-        <w:t>THEO HEEFT OOK BOEKBINDLINNEN NODIG!</w:t>
-      </w:r>
-    </w:p>
-    <w:p>
-      <w:pPr>
-        <w:pStyle w:val="ListParagraph"/>
-        <w:numPr>
-          <w:ilvl w:val="0"/>
-          <w:numId w:val="6"/>
-        </w:numPr>
-      </w:pPr>
-      <w:r>
-        <w:t>twee vellen papier voor de schutbladen (denk aan de looprichting!). dit mag een andere kleur/print zijn dan het binnenwerk van je boek. Deze moeten twee keer zo groot zijn als het bladzijden (je vouwt ze dubbel).</w:t>
-      </w:r>
-    </w:p>
-    <w:p>
-      <w:pPr>
-        <w:pStyle w:val="ListParagraph"/>
-        <w:numPr>
-          <w:ilvl w:val="0"/>
-          <w:numId w:val="6"/>
-        </w:numPr>
-      </w:pPr>
-      <w:r>
-        <w:t>papier voor de softcover. let ook hier op de looprichting! dit hoeft nog niet bijgesneden te worden, maar moet wel groot genoeg zijn om ruimschoots om je hele boekblok heen te passen.</w:t>
-      </w:r>
-    </w:p>
-    <w:p>
-      <w:pPr>
-        <w:ind w:left="360"/>
-      </w:pPr>
-    </w:p>
+          <w:numId w:val="4"/>
+        </w:numPr>
+        <w:rPr>
+          <w:highlight w:val="green"/>
+        </w:rPr>
+      </w:pPr>
+      <w:r>
+        <w:rPr>
+          <w:highlight w:val="green"/>
+        </w:rPr>
+        <w:t>2 lijmklemmen</w:t>
+      </w:r>
+    </w:p>
+    <w:p>
+      <w:pPr>
+        <w:pStyle w:val="ListParagraph"/>
+        <w:numPr>
+          <w:ilvl w:val="0"/>
+          <w:numId w:val="4"/>
+        </w:numPr>
+        <w:rPr>
+          <w:highlight w:val="green"/>
+        </w:rPr>
+      </w:pPr>
+      <w:r>
+        <w:rPr>
+          <w:highlight w:val="green"/>
+        </w:rPr>
+        <w:t>eventueel: natuurlijk naaigaren of draad</w:t>
+      </w:r>
+    </w:p>
+    <w:p/>
     <w:p>
       <w:pPr>
         <w:pStyle w:val="Heading3"/>
       </w:pPr>
       <w:r>
-        <w:t>Algemeen:</w:t>
-      </w:r>
-    </w:p>
-    <w:p>
-      <w:pPr>
-        <w:pStyle w:val="ListParagraph"/>
-        <w:numPr>
-          <w:ilvl w:val="0"/>
-          <w:numId w:val="1"/>
-        </w:numPr>
-        <w:rPr>
-          <w:highlight w:val="darkGray"/>
-        </w:rPr>
-      </w:pPr>
-      <w:r>
-        <w:rPr>
-          <w:highlight w:val="darkGray"/>
-        </w:rPr>
-        <w:t>boekbindlijm of houtlijm</w:t>
-      </w:r>
-      <w:r>
-        <w:rPr>
-          <w:highlight w:val="darkGray"/>
-        </w:rPr>
-        <w:t xml:space="preserve"> (KOPEN)</w:t>
-      </w:r>
-    </w:p>
-    <w:p>
-      <w:pPr>
-        <w:pStyle w:val="ListParagraph"/>
-        <w:numPr>
-          <w:ilvl w:val="0"/>
-          <w:numId w:val="1"/>
-        </w:numPr>
-        <w:rPr>
-          <w:highlight w:val="darkGray"/>
-        </w:rPr>
-      </w:pPr>
-      <w:r>
-        <w:rPr>
-          <w:highlight w:val="darkGray"/>
-        </w:rPr>
-        <w:t>snijmat</w:t>
-      </w:r>
-    </w:p>
-    <w:p>
-      <w:pPr>
-        <w:pStyle w:val="ListParagraph"/>
-        <w:numPr>
-          <w:ilvl w:val="0"/>
-          <w:numId w:val="1"/>
-        </w:numPr>
-        <w:rPr>
-          <w:highlight w:val="darkGray"/>
-        </w:rPr>
-      </w:pPr>
-      <w:r>
-        <w:rPr>
-          <w:highlight w:val="darkGray"/>
-        </w:rPr>
-        <w:t>metalen lat (+eventueel een grotere geodriehoek)</w:t>
-      </w:r>
-    </w:p>
-    <w:p>
-      <w:pPr>
-        <w:pStyle w:val="ListParagraph"/>
-        <w:numPr>
-          <w:ilvl w:val="0"/>
-          <w:numId w:val="1"/>
-        </w:numPr>
-        <w:rPr>
-          <w:highlight w:val="red"/>
-        </w:rPr>
-      </w:pPr>
-      <w:r>
-        <w:rPr>
-          <w:highlight w:val="red"/>
-        </w:rPr>
-        <w:t>stopnaald</w:t>
-      </w:r>
-      <w:r>
-        <w:rPr>
-          <w:highlight w:val="red"/>
-        </w:rPr>
-        <w:t xml:space="preserve"> </w:t>
-      </w:r>
-    </w:p>
-    <w:p>
-      <w:pPr>
-        <w:pStyle w:val="ListParagraph"/>
-        <w:numPr>
-          <w:ilvl w:val="0"/>
-          <w:numId w:val="1"/>
-        </w:numPr>
-        <w:rPr>
-          <w:highlight w:val="red"/>
-        </w:rPr>
-      </w:pPr>
-      <w:r>
-        <w:rPr>
-          <w:highlight w:val="red"/>
-        </w:rPr>
-        <w:t>2 houten plankjes (groot genoeg om je gevouwen papier/boekblok tussen te klemmen) ook te gebruiken: snijplanken</w:t>
-      </w:r>
-    </w:p>
-    <w:p>
-      <w:pPr>
-        <w:pStyle w:val="ListParagraph"/>
-        <w:numPr>
-          <w:ilvl w:val="0"/>
-          <w:numId w:val="1"/>
-        </w:numPr>
-        <w:rPr>
-          <w:highlight w:val="red"/>
-        </w:rPr>
-      </w:pPr>
-      <w:r>
-        <w:rPr>
-          <w:highlight w:val="red"/>
-        </w:rPr>
-        <w:t>2 lijmklemmen</w:t>
-      </w:r>
-    </w:p>
-    <w:p>
-      <w:pPr>
-        <w:pStyle w:val="ListParagraph"/>
-        <w:numPr>
-          <w:ilvl w:val="0"/>
-          <w:numId w:val="1"/>
-        </w:numPr>
-        <w:rPr>
-          <w:highlight w:val="darkGray"/>
-        </w:rPr>
-      </w:pPr>
-      <w:r>
-        <w:rPr>
-          <w:highlight w:val="darkGray"/>
-        </w:rPr>
-        <w:t>afbreekmes (een grote!)</w:t>
-      </w:r>
-      <w:r>
-        <w:rPr>
-          <w:highlight w:val="darkGray"/>
-        </w:rPr>
-        <w:t xml:space="preserve"> (HEB IK AL)</w:t>
-      </w:r>
-    </w:p>
-    <w:p>
-      <w:pPr>
-        <w:pStyle w:val="ListParagraph"/>
-        <w:numPr>
-          <w:ilvl w:val="0"/>
-          <w:numId w:val="1"/>
-        </w:numPr>
-        <w:rPr>
-          <w:highlight w:val="red"/>
-        </w:rPr>
-      </w:pPr>
-      <w:r>
-        <w:rPr>
-          <w:highlight w:val="red"/>
-        </w:rPr>
-        <w:t>vouwbeen</w:t>
-      </w:r>
-    </w:p>
-    <w:p>
-      <w:pPr>
-        <w:pStyle w:val="ListParagraph"/>
-        <w:numPr>
-          <w:ilvl w:val="0"/>
-          <w:numId w:val="1"/>
-        </w:numPr>
-        <w:rPr>
-          <w:highlight w:val="darkGray"/>
-        </w:rPr>
-      </w:pPr>
-      <w:r>
-        <w:rPr>
-          <w:highlight w:val="darkGray"/>
-        </w:rPr>
-        <w:lastRenderedPageBreak/>
-        <w:t>penseel, liefst recht. goedkoop syntetisch penseel uit bv. action kan ook, belangrijk: controleer voor gebruik dat er geen haartjes loskomen</w:t>
-      </w:r>
-    </w:p>
-    <w:p>
-      <w:pPr>
-        <w:pStyle w:val="ListParagraph"/>
-        <w:numPr>
-          <w:ilvl w:val="0"/>
-          <w:numId w:val="1"/>
-        </w:numPr>
-        <w:rPr>
-          <w:highlight w:val="darkGray"/>
-        </w:rPr>
-      </w:pPr>
-      <w:r>
-        <w:rPr>
-          <w:highlight w:val="darkGray"/>
-        </w:rPr>
-        <w:t>breder penseel of oud plastic pasje</w:t>
-      </w:r>
-    </w:p>
-    <w:p>
-      <w:pPr>
-        <w:pStyle w:val="ListParagraph"/>
-        <w:numPr>
-          <w:ilvl w:val="0"/>
-          <w:numId w:val="1"/>
-        </w:numPr>
-        <w:rPr>
-          <w:highlight w:val="darkGray"/>
-        </w:rPr>
-      </w:pPr>
-      <w:r>
-        <w:rPr>
-          <w:highlight w:val="darkGray"/>
-        </w:rPr>
-        <w:t>potlood met scherpe punt</w:t>
-      </w:r>
-    </w:p>
-    <w:p>
-      <w:pPr>
-        <w:pStyle w:val="ListParagraph"/>
-        <w:numPr>
-          <w:ilvl w:val="0"/>
-          <w:numId w:val="1"/>
-        </w:numPr>
-        <w:rPr>
-          <w:highlight w:val="red"/>
-        </w:rPr>
-      </w:pPr>
-      <w:r>
-        <w:rPr>
-          <w:highlight w:val="red"/>
-        </w:rPr>
-        <w:t>draad. boekbindgaren is het stevigst en wat dikker door de waslaag die eromheen zit, maar een stevig naaigaren kan ook gebruikt worden.</w:t>
-      </w:r>
-    </w:p>
-    <w:p>
-      <w:pPr>
-        <w:pStyle w:val="ListParagraph"/>
-        <w:numPr>
-          <w:ilvl w:val="0"/>
-          <w:numId w:val="1"/>
-        </w:numPr>
-        <w:rPr>
-          <w:highlight w:val="red"/>
-        </w:rPr>
-      </w:pPr>
-      <w:r>
-        <w:rPr>
-          <w:highlight w:val="red"/>
-        </w:rPr>
-        <w:t>papier voor het maken van een genaaid + een gelijmd boekblok (zie hieronder)</w:t>
-      </w:r>
-    </w:p>
-    <w:p>
-      <w:pPr>
-        <w:pStyle w:val="ListParagraph"/>
-        <w:numPr>
-          <w:ilvl w:val="0"/>
-          <w:numId w:val="1"/>
-        </w:numPr>
-        <w:rPr>
-          <w:highlight w:val="red"/>
-        </w:rPr>
-      </w:pPr>
-      <w:r>
-        <w:rPr>
-          <w:highlight w:val="red"/>
-        </w:rPr>
-        <w:t>papier en karton voor het maken van een hardcover en een softcover (zie hieronder)</w:t>
-      </w:r>
-    </w:p>
-    <w:p/>
-    <w:p>
-      <w:pPr>
-        <w:pStyle w:val="Heading2"/>
-      </w:pPr>
-      <w:r>
-        <w:t>Tekenen:</w:t>
-      </w:r>
-    </w:p>
-    <w:p>
-      <w:pPr>
-        <w:rPr>
-          <w:highlight w:val="red"/>
-        </w:rPr>
-      </w:pPr>
-      <w:r>
-        <w:rPr>
-          <w:highlight w:val="red"/>
-        </w:rPr>
-        <w:t>Bister</w:t>
-      </w:r>
-    </w:p>
-    <w:p>
-      <w:pPr>
-        <w:rPr>
-          <w:highlight w:val="red"/>
-        </w:rPr>
-      </w:pPr>
-      <w:r>
-        <w:rPr>
-          <w:highlight w:val="red"/>
-        </w:rPr>
-        <w:t>Kneedgom</w:t>
-      </w:r>
-    </w:p>
-    <w:p>
-      <w:pPr>
-        <w:rPr>
-          <w:highlight w:val="red"/>
-        </w:rPr>
-      </w:pPr>
-      <w:r>
-        <w:rPr>
-          <w:highlight w:val="red"/>
-        </w:rPr>
-        <w:t>Grafiet</w:t>
-      </w:r>
-    </w:p>
-    <w:p>
-      <w:r>
-        <w:rPr>
-          <w:highlight w:val="red"/>
-        </w:rPr>
-        <w:t>Papier met korrel</w:t>
-      </w:r>
-    </w:p>
-    <w:p/>
-    <w:p>
-      <w:pPr>
-        <w:pStyle w:val="Heading3"/>
-      </w:pPr>
-      <w:r>
-        <w:t xml:space="preserve">LES 2: </w:t>
-      </w:r>
-    </w:p>
-    <w:p>
-      <w:r>
-        <w:t>ALGEMEEN +</w:t>
-      </w:r>
-    </w:p>
-    <w:p>
-      <w:pPr>
-        <w:pStyle w:val="ListParagraph"/>
-        <w:numPr>
-          <w:ilvl w:val="0"/>
-          <w:numId w:val="2"/>
-        </w:numPr>
-        <w:rPr>
-          <w:highlight w:val="darkGray"/>
-        </w:rPr>
-      </w:pPr>
-      <w:r>
-        <w:rPr>
-          <w:highlight w:val="darkGray"/>
-        </w:rPr>
-        <w:t>genoeg papier (naar eigen keuze) voor 5 katernen (de dikte van de katern is afhankelijk van je papier). hou er ook rekening mee dat we bij het genaaide boekblok het papier gaan dubbelvouwen, het moet dus (minstens) twee keer zo groot zijn als het formaat dat je kiest voor je boek: belangrijk: let op de looprichting van je papier!</w:t>
-      </w:r>
-    </w:p>
-    <w:p>
-      <w:pPr>
-        <w:pStyle w:val="ListParagraph"/>
-        <w:numPr>
-          <w:ilvl w:val="0"/>
-          <w:numId w:val="2"/>
-        </w:numPr>
-        <w:rPr>
-          <w:highlight w:val="green"/>
-        </w:rPr>
-      </w:pPr>
-      <w:r>
-        <w:rPr>
-          <w:highlight w:val="green"/>
-        </w:rPr>
-        <w:t>dikkere naald/stopnaald</w:t>
-      </w:r>
-    </w:p>
-    <w:p>
-      <w:pPr>
-        <w:pStyle w:val="ListParagraph"/>
-        <w:numPr>
-          <w:ilvl w:val="0"/>
-          <w:numId w:val="2"/>
-        </w:numPr>
-        <w:rPr>
-          <w:highlight w:val="green"/>
-        </w:rPr>
-      </w:pPr>
-      <w:r>
-        <w:rPr>
-          <w:highlight w:val="green"/>
-        </w:rPr>
-        <w:t>boekbindgaren/stevig naaigaren in kleur naar keuze</w:t>
-      </w:r>
-    </w:p>
-    <w:p>
-      <w:pPr>
-        <w:pStyle w:val="ListParagraph"/>
-        <w:numPr>
-          <w:ilvl w:val="0"/>
-          <w:numId w:val="2"/>
-        </w:numPr>
-        <w:rPr>
-          <w:highlight w:val="green"/>
-        </w:rPr>
-      </w:pPr>
-      <w:r>
-        <w:rPr>
-          <w:highlight w:val="green"/>
-        </w:rPr>
-        <w:t>metalen lat</w:t>
-      </w:r>
-    </w:p>
-    <w:p>
-      <w:pPr>
-        <w:pStyle w:val="ListParagraph"/>
-        <w:numPr>
-          <w:ilvl w:val="0"/>
-          <w:numId w:val="2"/>
-        </w:numPr>
-      </w:pPr>
-      <w:r>
-        <w:rPr>
-          <w:highlight w:val="green"/>
-        </w:rPr>
-        <w:t>snijmat</w:t>
-      </w:r>
-    </w:p>
-    <w:p>
-      <w:pPr>
-        <w:pStyle w:val="ListParagraph"/>
-        <w:numPr>
-          <w:ilvl w:val="0"/>
-          <w:numId w:val="2"/>
-        </w:numPr>
-      </w:pPr>
-      <w:r>
-        <w:rPr>
-          <w:highlight w:val="green"/>
-        </w:rPr>
-        <w:t>vouwbeen</w:t>
-      </w:r>
-    </w:p>
-    <w:p>
-      <w:pPr>
-        <w:pStyle w:val="ListParagraph"/>
-        <w:numPr>
-          <w:ilvl w:val="0"/>
-          <w:numId w:val="2"/>
-        </w:numPr>
-        <w:rPr>
-          <w:highlight w:val="green"/>
-        </w:rPr>
-      </w:pPr>
-      <w:r>
-        <w:rPr>
-          <w:highlight w:val="green"/>
-        </w:rPr>
-        <w:t>scherp potlood</w:t>
-      </w:r>
-    </w:p>
-    <w:p>
-      <w:pPr>
-        <w:pStyle w:val="ListParagraph"/>
-        <w:numPr>
-          <w:ilvl w:val="0"/>
-          <w:numId w:val="2"/>
-        </w:numPr>
-        <w:rPr>
-          <w:highlight w:val="green"/>
-        </w:rPr>
-      </w:pPr>
-      <w:r>
-        <w:rPr>
-          <w:highlight w:val="green"/>
-        </w:rPr>
-        <w:t>2 houten plankjes (groot genoeg om je gevouwen papier/boekblok tussen te klemmen)</w:t>
-      </w:r>
-    </w:p>
-    <w:p>
-      <w:pPr>
-        <w:pStyle w:val="ListParagraph"/>
-        <w:numPr>
-          <w:ilvl w:val="0"/>
-          <w:numId w:val="2"/>
-        </w:numPr>
-        <w:rPr>
-          <w:highlight w:val="darkGray"/>
-        </w:rPr>
-      </w:pPr>
-      <w:r>
-        <w:rPr>
-          <w:highlight w:val="darkGray"/>
-        </w:rPr>
-        <w:t>ook te gebruiken: snijplanken</w:t>
-      </w:r>
-    </w:p>
-    <w:p>
-      <w:pPr>
-        <w:pStyle w:val="ListParagraph"/>
-        <w:numPr>
-          <w:ilvl w:val="0"/>
-          <w:numId w:val="2"/>
-        </w:numPr>
-        <w:rPr>
-          <w:highlight w:val="green"/>
-        </w:rPr>
-      </w:pPr>
-      <w:r>
-        <w:rPr>
-          <w:highlight w:val="green"/>
-        </w:rPr>
-        <w:t>2 lijmklemmen</w:t>
-      </w:r>
-    </w:p>
-    <w:p>
-      <w:pPr>
-        <w:pStyle w:val="ListParagraph"/>
-        <w:numPr>
-          <w:ilvl w:val="0"/>
-          <w:numId w:val="2"/>
-        </w:numPr>
-        <w:rPr>
-          <w:highlight w:val="green"/>
-        </w:rPr>
-      </w:pPr>
-      <w:r>
-        <w:rPr>
-          <w:highlight w:val="green"/>
-        </w:rPr>
-        <w:t>penseel, liefst recht</w:t>
-      </w:r>
-    </w:p>
-    <w:p>
-      <w:pPr>
-        <w:pStyle w:val="ListParagraph"/>
-        <w:numPr>
-          <w:ilvl w:val="0"/>
-          <w:numId w:val="2"/>
-        </w:numPr>
-        <w:rPr>
-          <w:highlight w:val="green"/>
-        </w:rPr>
-      </w:pPr>
-      <w:r>
-        <w:rPr>
-          <w:highlight w:val="green"/>
-        </w:rPr>
-        <w:t>boekbin</w:t>
-      </w:r>
-      <w:r>
-        <w:rPr>
-          <w:highlight w:val="green"/>
-        </w:rPr>
-        <w:t>d</w:t>
-      </w:r>
-      <w:r>
-        <w:rPr>
-          <w:highlight w:val="green"/>
-        </w:rPr>
-        <w:t>lijm</w:t>
-      </w:r>
-    </w:p>
-    <w:p/>
-    <w:p>
-      <w:pPr>
-        <w:pStyle w:val="Heading3"/>
-      </w:pPr>
-      <w:r>
-        <w:t>LES 3: materiaal hardcover</w:t>
-      </w:r>
-    </w:p>
-    <w:p>
-      <w:r>
-        <w:t>ALGEMEEN +</w:t>
-      </w:r>
-    </w:p>
-    <w:p>
-      <w:pPr>
-        <w:pStyle w:val="ListParagraph"/>
-        <w:numPr>
-          <w:ilvl w:val="0"/>
-          <w:numId w:val="3"/>
-        </w:numPr>
-        <w:rPr>
-          <w:highlight w:val="red"/>
-        </w:rPr>
-      </w:pPr>
-      <w:r>
-        <w:rPr>
-          <w:highlight w:val="red"/>
-        </w:rPr>
-        <w:t>grijs karton (2mm), genoeg voor de rug en de kaft van je boek</w:t>
-      </w:r>
-    </w:p>
-    <w:p>
-      <w:pPr>
-        <w:pStyle w:val="ListParagraph"/>
-        <w:numPr>
-          <w:ilvl w:val="0"/>
-          <w:numId w:val="3"/>
-        </w:numPr>
-        <w:rPr>
-          <w:highlight w:val="red"/>
-        </w:rPr>
-      </w:pPr>
-      <w:r>
-        <w:rPr>
-          <w:highlight w:val="red"/>
-        </w:rPr>
-        <w:t>dun papier/boekbindlinnen, groot genoeg voor de kaft. het papier mag een textuur, print, etc. hebben maar moet dun genoeg zijn om soepel te kunnen vouwen.</w:t>
-      </w:r>
-    </w:p>
-    <w:p>
-      <w:pPr>
-        <w:pStyle w:val="ListParagraph"/>
-        <w:numPr>
-          <w:ilvl w:val="0"/>
-          <w:numId w:val="3"/>
-        </w:numPr>
-        <w:rPr>
-          <w:highlight w:val="red"/>
-        </w:rPr>
-      </w:pPr>
-      <w:r>
-        <w:rPr>
-          <w:highlight w:val="red"/>
-        </w:rPr>
-        <w:t>twee vellen papier voor de schutbladen (denk aan de looprichting!). dit mag een andere kleur/print zijn dan het binnenwerk van je boek. Deze moeten twee keer zo groot zijn als het bladzijden (je vouwt ze dubbel).</w:t>
-      </w:r>
-    </w:p>
-    <w:p>
-      <w:pPr>
-        <w:pStyle w:val="ListParagraph"/>
-        <w:numPr>
-          <w:ilvl w:val="0"/>
-          <w:numId w:val="3"/>
-        </w:numPr>
-        <w:rPr>
-          <w:highlight w:val="green"/>
-        </w:rPr>
-      </w:pPr>
-      <w:r>
-        <w:rPr>
-          <w:highlight w:val="green"/>
-        </w:rPr>
-        <w:t>lat/geodriehoek</w:t>
-      </w:r>
-    </w:p>
-    <w:p>
-      <w:pPr>
-        <w:pStyle w:val="ListParagraph"/>
-        <w:numPr>
-          <w:ilvl w:val="0"/>
-          <w:numId w:val="3"/>
-        </w:numPr>
-        <w:rPr>
-          <w:highlight w:val="green"/>
-        </w:rPr>
-      </w:pPr>
-      <w:r>
-        <w:rPr>
-          <w:highlight w:val="green"/>
-        </w:rPr>
-        <w:t>breekmes</w:t>
-      </w:r>
-    </w:p>
-    <w:p>
-      <w:pPr>
-        <w:pStyle w:val="ListParagraph"/>
-        <w:numPr>
-          <w:ilvl w:val="0"/>
-          <w:numId w:val="3"/>
-        </w:numPr>
-        <w:rPr>
-          <w:highlight w:val="green"/>
-        </w:rPr>
-      </w:pPr>
-      <w:r>
-        <w:rPr>
-          <w:highlight w:val="green"/>
-        </w:rPr>
-        <w:t>penselen (een iets breder penseel + een dunner penseel). voor wie dit extra heeft liggen: een plastic pasje dat je niet meer gebruikt werkt ook perfect om de lijm op de kaft uit te smeren.</w:t>
-      </w:r>
-    </w:p>
-    <w:p>
-      <w:pPr>
-        <w:pStyle w:val="ListParagraph"/>
-        <w:numPr>
-          <w:ilvl w:val="0"/>
-          <w:numId w:val="3"/>
-        </w:numPr>
-      </w:pPr>
-      <w:r>
-        <w:rPr>
-          <w:highlight w:val="green"/>
-        </w:rPr>
-        <w:t>vouwbeen</w:t>
-      </w:r>
-    </w:p>
-    <w:p>
-      <w:pPr>
-        <w:pStyle w:val="ListParagraph"/>
-        <w:numPr>
-          <w:ilvl w:val="0"/>
-          <w:numId w:val="3"/>
-        </w:numPr>
-      </w:pPr>
-      <w:r>
-        <w:rPr>
-          <w:highlight w:val="green"/>
-        </w:rPr>
-        <w:t>snijmat</w:t>
-      </w:r>
-    </w:p>
-    <w:p>
-      <w:pPr>
-        <w:pStyle w:val="ListParagraph"/>
-        <w:numPr>
-          <w:ilvl w:val="0"/>
-          <w:numId w:val="3"/>
-        </w:numPr>
-        <w:rPr>
-          <w:highlight w:val="green"/>
-        </w:rPr>
-      </w:pPr>
-      <w:r>
-        <w:rPr>
-          <w:highlight w:val="green"/>
-        </w:rPr>
-        <w:t>boekbindlijm</w:t>
-      </w:r>
-    </w:p>
-    <w:p>
-      <w:pPr>
-        <w:pStyle w:val="ListParagraph"/>
-        <w:numPr>
-          <w:ilvl w:val="0"/>
-          <w:numId w:val="3"/>
-        </w:numPr>
-        <w:rPr>
-          <w:highlight w:val="yellow"/>
-        </w:rPr>
-      </w:pPr>
-      <w:r>
-        <w:rPr>
-          <w:highlight w:val="yellow"/>
-        </w:rPr>
-        <w:t>je ingenaaid boekblok + eventueel extra: boekbindgaas, boeklint, kapitaalband</w:t>
-      </w:r>
-    </w:p>
-    <w:p/>
-    <w:p>
-      <w:pPr>
-        <w:pStyle w:val="Heading3"/>
-      </w:pPr>
-      <w:r>
-        <w:t>LES 4: materiaal gelijmd boekblok</w:t>
-      </w:r>
-    </w:p>
-    <w:p>
-      <w:r>
-        <w:t>ALGEMEEN +</w:t>
-      </w:r>
-    </w:p>
-    <w:p>
-      <w:pPr>
-        <w:pStyle w:val="ListParagraph"/>
-        <w:numPr>
-          <w:ilvl w:val="0"/>
-          <w:numId w:val="4"/>
-        </w:numPr>
-        <w:rPr>
-          <w:highlight w:val="darkGray"/>
-        </w:rPr>
-      </w:pPr>
-      <w:r>
-        <w:rPr>
-          <w:highlight w:val="darkGray"/>
-        </w:rPr>
-        <w:t>een stapeltje papier (naar eigen keuze, dit mag ook kladpapier zijn, of verschillende papieren). De stapel moet aangedrukt minstens 1,5cm dik zijn. Belangrijk: let op de looprichting van je papier!</w:t>
-      </w:r>
-    </w:p>
-    <w:p>
-      <w:pPr>
-        <w:pStyle w:val="ListParagraph"/>
-        <w:numPr>
-          <w:ilvl w:val="0"/>
-          <w:numId w:val="4"/>
-        </w:numPr>
-        <w:rPr>
-          <w:highlight w:val="green"/>
-        </w:rPr>
-      </w:pPr>
-      <w:r>
-        <w:rPr>
-          <w:highlight w:val="green"/>
-        </w:rPr>
-        <w:t>breekmes</w:t>
-      </w:r>
-    </w:p>
-    <w:p>
-      <w:pPr>
-        <w:pStyle w:val="ListParagraph"/>
-        <w:numPr>
-          <w:ilvl w:val="0"/>
-          <w:numId w:val="4"/>
-        </w:numPr>
-        <w:rPr>
-          <w:highlight w:val="green"/>
-        </w:rPr>
-      </w:pPr>
-      <w:r>
-        <w:rPr>
-          <w:highlight w:val="green"/>
-        </w:rPr>
-        <w:t>penseel, liefst recht</w:t>
-      </w:r>
-    </w:p>
-    <w:p>
-      <w:pPr>
-        <w:pStyle w:val="ListParagraph"/>
-        <w:numPr>
-          <w:ilvl w:val="0"/>
-          <w:numId w:val="4"/>
-        </w:numPr>
-      </w:pPr>
-      <w:r>
-        <w:rPr>
-          <w:highlight w:val="green"/>
-        </w:rPr>
-        <w:t>boekbindlijm</w:t>
-      </w:r>
-    </w:p>
-    <w:p>
-      <w:pPr>
-        <w:pStyle w:val="ListParagraph"/>
-        <w:numPr>
-          <w:ilvl w:val="0"/>
-          <w:numId w:val="4"/>
-        </w:numPr>
-        <w:rPr>
-          <w:highlight w:val="green"/>
-        </w:rPr>
-      </w:pPr>
-      <w:r>
-        <w:rPr>
-          <w:highlight w:val="green"/>
-        </w:rPr>
-        <w:t>lat/geodriehoek</w:t>
-      </w:r>
-    </w:p>
-    <w:p>
-      <w:pPr>
-        <w:pStyle w:val="ListParagraph"/>
-        <w:numPr>
-          <w:ilvl w:val="0"/>
-          <w:numId w:val="4"/>
-        </w:numPr>
-        <w:rPr>
-          <w:highlight w:val="green"/>
-        </w:rPr>
-      </w:pPr>
-      <w:r>
-        <w:rPr>
-          <w:highlight w:val="green"/>
-        </w:rPr>
-        <w:t>2 houten plankjes (groot genoeg om je gevouwen papier/boekblok tussen te klemmen) ook te gebruiken: snijplanken</w:t>
-      </w:r>
-    </w:p>
-    <w:p>
-      <w:pPr>
-        <w:pStyle w:val="ListParagraph"/>
-        <w:numPr>
-          <w:ilvl w:val="0"/>
-          <w:numId w:val="4"/>
-        </w:numPr>
-        <w:rPr>
-          <w:highlight w:val="green"/>
-        </w:rPr>
-      </w:pPr>
-      <w:r>
-        <w:rPr>
-          <w:highlight w:val="green"/>
-        </w:rPr>
-        <w:t>2 lijmklemmen</w:t>
-      </w:r>
-    </w:p>
-    <w:p>
-      <w:pPr>
-        <w:pStyle w:val="ListParagraph"/>
-        <w:numPr>
-          <w:ilvl w:val="0"/>
-          <w:numId w:val="4"/>
-        </w:numPr>
-        <w:rPr>
-          <w:highlight w:val="green"/>
-        </w:rPr>
-      </w:pPr>
-      <w:r>
-        <w:rPr>
-          <w:highlight w:val="green"/>
-        </w:rPr>
-        <w:t>eventueel: natuurlijk naaigaren of draad</w:t>
-      </w:r>
-    </w:p>
-    <w:p/>
-    <w:p>
-      <w:pPr>
-        <w:pStyle w:val="Heading3"/>
-      </w:pPr>
-      <w:r>
-        <w:lastRenderedPageBreak/>
         <w:t>LES 5: materiaal softcover</w:t>
       </w:r>
     </w:p>
